--- a/Устав/_документы/С выделением — Кадровая политика.docx
+++ b/Устав/_документы/С выделением — Кадровая политика.docx
@@ -15,7 +15,7 @@
       </w:pPr>
       <w:bookmarkStart w:id="0" w:name="_GoBack"/>
       <w:bookmarkEnd w:id="0"/>
-      <w:ins w:id="1" w:author="Проект новой редакции" w:date="2026-10-05T12:54:00Z">
+      <w:ins w:id="1" w:author="Проект новой редакции" w:date="2026-10-14T11:21:00Z">
         <w:r>
           <w:rPr>
             <w:rFonts w:ascii="Arial" w:hAnsi="Arial" w:cs="Arial"/>
@@ -197,7 +197,7 @@
       <w:pPr>
         <w:spacing w:after="0"/>
         <w:rPr>
-          <w:ins w:id="2" w:author="Проект новой редакции" w:date="2026-10-05T12:54:00Z"/>
+          <w:ins w:id="2" w:author="Проект новой редакции" w:date="2026-10-14T11:21:00Z"/>
           <w:rFonts w:ascii="Arial" w:hAnsi="Arial" w:cs="Arial"/>
           <w:b/>
           <w:bCs/>
@@ -206,7 +206,7 @@
           <w:lang w:val="ru-RU"/>
         </w:rPr>
       </w:pPr>
-      <w:ins w:id="3" w:author="Проект новой редакции" w:date="2026-10-05T12:54:00Z">
+      <w:ins w:id="3" w:author="Проект новой редакции" w:date="2026-10-14T11:21:00Z">
         <w:r>
           <w:rPr>
             <w:rFonts w:ascii="Arial" w:hAnsi="Arial" w:cs="Arial"/>
@@ -218,7 +218,7 @@
             <w:szCs w:val="24"/>
             <w:lang w:val="ru-RU"/>
           </w:rPr>
-          <w:t>Новая редакция утверждена решением Верховного попечителя / Попечительского совета ЦАКФ от «___» __________ 2026 года</w:t>
+          <w:t>Новая редакция утверждена решением Управляющего совета ЦАКФ (протокол № ___ от «___» __________ 2026 года)</w:t>
         </w:r>
       </w:ins>
     </w:p>
@@ -488,7 +488,7 @@
         </w:rPr>
         <w:t xml:space="preserve">Астана </w:t>
       </w:r>
-      <w:ins w:id="4" w:author="Проект новой редакции" w:date="2026-10-05T12:54:00Z">
+      <w:ins w:id="4" w:author="Проект новой редакции" w:date="2026-10-14T11:21:00Z">
         <w:r>
           <w:rPr>
             <w:rFonts w:ascii="Arial" w:hAnsi="Arial" w:cs="Arial"/>
@@ -501,7 +501,7 @@
           <w:t>2026</w:t>
         </w:r>
       </w:ins>
-      <w:del w:id="5" w:author="Проект новой редакции" w:date="2026-10-05T12:54:00Z">
+      <w:del w:id="5" w:author="Проект новой редакции" w:date="2026-10-14T11:21:00Z">
         <w:r>
           <w:rPr>
             <w:rFonts w:ascii="Arial" w:hAnsi="Arial" w:cs="Arial"/>
@@ -1037,7 +1037,7 @@
           <w:lang w:val="ru-RU"/>
         </w:rPr>
       </w:pPr>
-      <w:ins w:id="6" w:author="Проект новой редакции" w:date="2026-10-05T12:54:00Z">
+      <w:ins w:id="6" w:author="Проект новой редакции" w:date="2026-10-14T11:21:00Z">
         <w:r>
           <w:rPr>
             <w:rFonts w:ascii="Arial" w:hAnsi="Arial" w:cs="Arial"/>
@@ -1045,10 +1045,28 @@
             <w:szCs w:val="28"/>
             <w:lang w:val="ru-RU"/>
           </w:rPr>
-          <w:t>Верховный попечитель назначается Учредителем, Попечители — Верховным попечителем</w:t>
+          <w:t xml:space="preserve">Верховный попечитель назначается Учредителем, Попечители </w:t>
+        </w:r>
+        <w:r>
+          <w:rPr>
+            <w:rFonts w:ascii="Arial" w:hAnsi="Arial" w:cs="Arial"/>
+            <w:sz w:val="28"/>
+            <w:szCs w:val="28"/>
+            <w:lang w:val="ru-RU"/>
+          </w:rPr>
+          <w:t>–</w:t>
+        </w:r>
+        <w:r>
+          <w:rPr>
+            <w:rFonts w:ascii="Arial" w:hAnsi="Arial" w:cs="Arial"/>
+            <w:sz w:val="28"/>
+            <w:szCs w:val="28"/>
+            <w:lang w:val="ru-RU"/>
+          </w:rPr>
+          <w:t xml:space="preserve"> Верховным попечителем</w:t>
         </w:r>
       </w:ins>
-      <w:del w:id="7" w:author="Проект новой редакции" w:date="2026-10-05T12:54:00Z">
+      <w:del w:id="7" w:author="Проект новой редакции" w:date="2026-10-14T11:21:00Z">
         <w:r>
           <w:rPr>
             <w:rFonts w:ascii="Arial" w:hAnsi="Arial" w:cs="Arial"/>
@@ -1112,7 +1130,7 @@
         </w:rPr>
         <w:t xml:space="preserve">Штатные и </w:t>
       </w:r>
-      <w:ins w:id="8" w:author="Проект новой редакции" w:date="2026-10-05T12:54:00Z">
+      <w:ins w:id="8" w:author="Проект новой редакции" w:date="2026-10-14T11:21:00Z">
         <w:r>
           <w:rPr>
             <w:rFonts w:ascii="Arial" w:hAnsi="Arial" w:cs="Arial"/>
@@ -1123,7 +1141,7 @@
           <w:t>внештатные</w:t>
         </w:r>
       </w:ins>
-      <w:del w:id="9" w:author="Проект новой редакции" w:date="2026-10-05T12:54:00Z">
+      <w:del w:id="9" w:author="Проект новой редакции" w:date="2026-10-14T11:21:00Z">
         <w:r>
           <w:rPr>
             <w:rFonts w:ascii="Arial" w:hAnsi="Arial" w:cs="Arial"/>
@@ -1152,7 +1170,7 @@
         </w:rPr>
         <w:t xml:space="preserve">ом, Руководителем Проектного офиса, </w:t>
       </w:r>
-      <w:ins w:id="10" w:author="Проект новой редакции" w:date="2026-10-05T12:54:00Z">
+      <w:ins w:id="10" w:author="Проект новой редакции" w:date="2026-10-14T11:21:00Z">
         <w:r>
           <w:rPr>
             <w:rFonts w:ascii="Arial" w:hAnsi="Arial" w:cs="Arial"/>
@@ -1163,7 +1181,7 @@
           <w:t>Председателем</w:t>
         </w:r>
       </w:ins>
-      <w:del w:id="11" w:author="Проект новой редакции" w:date="2026-10-05T12:54:00Z">
+      <w:del w:id="11" w:author="Проект новой редакции" w:date="2026-10-14T11:21:00Z">
         <w:r>
           <w:rPr>
             <w:rFonts w:ascii="Arial" w:hAnsi="Arial" w:cs="Arial"/>
@@ -1515,7 +1533,7 @@
         </w:rPr>
         <w:t xml:space="preserve">Штатным сотрудникам предоставляется ежегодный трудовой отпуск продолжительностью не более </w:t>
       </w:r>
-      <w:ins w:id="12" w:author="Проект новой редакции" w:date="2026-10-05T12:54:00Z">
+      <w:ins w:id="12" w:author="Проект новой редакции" w:date="2026-10-14T11:21:00Z">
         <w:r>
           <w:rPr>
             <w:rFonts w:ascii="Arial" w:hAnsi="Arial" w:cs="Arial"/>
@@ -1526,7 +1544,7 @@
           <w:t>20</w:t>
         </w:r>
       </w:ins>
-      <w:del w:id="13" w:author="Проект новой редакции" w:date="2026-10-05T12:54:00Z">
+      <w:del w:id="13" w:author="Проект новой редакции" w:date="2026-10-14T11:21:00Z">
         <w:r>
           <w:rPr>
             <w:rFonts w:ascii="Arial" w:hAnsi="Arial" w:cs="Arial"/>
@@ -1760,7 +1778,7 @@
         </w:rPr>
         <w:t xml:space="preserve">Отпуск </w:t>
       </w:r>
-      <w:ins w:id="14" w:author="Проект новой редакции" w:date="2026-10-05T12:54:00Z">
+      <w:ins w:id="14" w:author="Проект новой редакции" w:date="2026-10-14T11:21:00Z">
         <w:r>
           <w:rPr>
             <w:rFonts w:ascii="Arial" w:hAnsi="Arial" w:cs="Arial"/>
@@ -1771,7 +1789,7 @@
           <w:t>Верховному попечителю предоставляется</w:t>
         </w:r>
       </w:ins>
-      <w:del w:id="15" w:author="Проект новой редакции" w:date="2026-10-05T12:54:00Z">
+      <w:del w:id="15" w:author="Проект новой редакции" w:date="2026-10-14T11:21:00Z">
         <w:r>
           <w:rPr>
             <w:rFonts w:ascii="Arial" w:hAnsi="Arial" w:cs="Arial"/>
@@ -1791,7 +1809,7 @@
         </w:rPr>
         <w:t xml:space="preserve"> по согласованию с </w:t>
       </w:r>
-      <w:ins w:id="16" w:author="Проект новой редакции" w:date="2026-10-05T12:54:00Z">
+      <w:ins w:id="16" w:author="Проект новой редакции" w:date="2026-10-14T11:21:00Z">
         <w:r>
           <w:rPr>
             <w:rFonts w:ascii="Arial" w:hAnsi="Arial" w:cs="Arial"/>
@@ -1799,10 +1817,28 @@
             <w:szCs w:val="28"/>
             <w:lang w:val="ru-RU"/>
           </w:rPr>
-          <w:t>Учредителем, Попечителям — по согласованию с Верховным попечителем</w:t>
+          <w:t xml:space="preserve">Учредителем, Попечителям </w:t>
+        </w:r>
+        <w:r>
+          <w:rPr>
+            <w:rFonts w:ascii="Arial" w:hAnsi="Arial" w:cs="Arial"/>
+            <w:sz w:val="28"/>
+            <w:szCs w:val="28"/>
+            <w:lang w:val="ru-RU"/>
+          </w:rPr>
+          <w:t>–</w:t>
+        </w:r>
+        <w:r>
+          <w:rPr>
+            <w:rFonts w:ascii="Arial" w:hAnsi="Arial" w:cs="Arial"/>
+            <w:sz w:val="28"/>
+            <w:szCs w:val="28"/>
+            <w:lang w:val="ru-RU"/>
+          </w:rPr>
+          <w:t xml:space="preserve"> по согласованию с Верховным попечителем</w:t>
         </w:r>
       </w:ins>
-      <w:del w:id="17" w:author="Проект новой редакции" w:date="2026-10-05T12:54:00Z">
+      <w:del w:id="17" w:author="Проект новой редакции" w:date="2026-10-14T11:21:00Z">
         <w:r>
           <w:rPr>
             <w:rFonts w:ascii="Arial" w:hAnsi="Arial" w:cs="Arial"/>
@@ -2079,7 +2115,7 @@
           <w:lang w:val="ru-RU"/>
         </w:rPr>
       </w:pPr>
-      <w:ins w:id="18" w:author="Проект новой редакции" w:date="2026-10-05T12:54:00Z">
+      <w:ins w:id="18" w:author="Проект новой редакции" w:date="2026-10-14T11:21:00Z">
         <w:r>
           <w:rPr>
             <w:rFonts w:ascii="Arial" w:hAnsi="Arial" w:cs="Arial"/>
@@ -2090,7 +2126,7 @@
           <w:t>Верховный попечитель направляется</w:t>
         </w:r>
       </w:ins>
-      <w:del w:id="19" w:author="Проект новой редакции" w:date="2026-10-05T12:54:00Z">
+      <w:del w:id="19" w:author="Проект новой редакции" w:date="2026-10-14T11:21:00Z">
         <w:r>
           <w:rPr>
             <w:rFonts w:ascii="Arial" w:hAnsi="Arial" w:cs="Arial"/>
@@ -2110,7 +2146,7 @@
         </w:rPr>
         <w:t xml:space="preserve"> в командировки по согласованию с </w:t>
       </w:r>
-      <w:ins w:id="20" w:author="Проект новой редакции" w:date="2026-10-05T12:54:00Z">
+      <w:ins w:id="20" w:author="Проект новой редакции" w:date="2026-10-14T11:21:00Z">
         <w:r>
           <w:rPr>
             <w:rFonts w:ascii="Arial" w:hAnsi="Arial" w:cs="Arial"/>
@@ -2118,10 +2154,28 @@
             <w:szCs w:val="28"/>
             <w:lang w:val="ru-RU"/>
           </w:rPr>
-          <w:t>Учредителем, Попечители — по согласованию с Верховным попечителем</w:t>
+          <w:t xml:space="preserve">Учредителем, Попечители </w:t>
+        </w:r>
+        <w:r>
+          <w:rPr>
+            <w:rFonts w:ascii="Arial" w:hAnsi="Arial" w:cs="Arial"/>
+            <w:sz w:val="28"/>
+            <w:szCs w:val="28"/>
+            <w:lang w:val="ru-RU"/>
+          </w:rPr>
+          <w:t>–</w:t>
+        </w:r>
+        <w:r>
+          <w:rPr>
+            <w:rFonts w:ascii="Arial" w:hAnsi="Arial" w:cs="Arial"/>
+            <w:sz w:val="28"/>
+            <w:szCs w:val="28"/>
+            <w:lang w:val="ru-RU"/>
+          </w:rPr>
+          <w:t xml:space="preserve"> по согласованию с Верховным попечителем</w:t>
         </w:r>
       </w:ins>
-      <w:del w:id="21" w:author="Проект новой редакции" w:date="2026-10-05T12:54:00Z">
+      <w:del w:id="21" w:author="Проект новой редакции" w:date="2026-10-14T11:21:00Z">
         <w:r>
           <w:rPr>
             <w:rFonts w:ascii="Arial" w:hAnsi="Arial" w:cs="Arial"/>
@@ -2163,7 +2217,7 @@
         </w:rPr>
         <w:t xml:space="preserve">Главный исполнительный директор направляется в командировки </w:t>
       </w:r>
-      <w:ins w:id="22" w:author="Проект новой редакции" w:date="2026-10-05T12:54:00Z">
+      <w:ins w:id="22" w:author="Проект новой редакции" w:date="2026-10-14T11:21:00Z">
         <w:r>
           <w:rPr>
             <w:rFonts w:ascii="Arial" w:hAnsi="Arial" w:cs="Arial"/>
@@ -2174,7 +2228,7 @@
           <w:t>на основании собственного приказа. О зарубежных командировках Главный исполнительный директор уведомляет Верховного попечителя</w:t>
         </w:r>
       </w:ins>
-      <w:del w:id="23" w:author="Проект новой редакции" w:date="2026-10-05T12:54:00Z">
+      <w:del w:id="23" w:author="Проект новой редакции" w:date="2026-10-14T11:21:00Z">
         <w:r>
           <w:rPr>
             <w:rFonts w:ascii="Arial" w:hAnsi="Arial" w:cs="Arial"/>
@@ -2374,7 +2428,7 @@
         <w:ind w:firstLine="851"/>
         <w:jc w:val="center"/>
         <w:rPr>
-          <w:ins w:id="24" w:author="Проект новой редакции" w:date="2026-10-05T12:54:00Z"/>
+          <w:ins w:id="24" w:author="Проект новой редакции" w:date="2026-10-14T11:21:00Z"/>
           <w:rFonts w:ascii="Arial" w:hAnsi="Arial" w:cs="Arial"/>
           <w:b/>
           <w:sz w:val="28"/>
@@ -2382,7 +2436,7 @@
           <w:lang w:val="ru-RU"/>
         </w:rPr>
       </w:pPr>
-      <w:ins w:id="25" w:author="Проект новой редакции" w:date="2026-10-05T12:54:00Z">
+      <w:ins w:id="25" w:author="Проект новой редакции" w:date="2026-10-14T11:21:00Z">
         <w:r>
           <w:rPr>
             <w:rFonts w:ascii="Arial" w:hAnsi="Arial" w:cs="Arial"/>
@@ -2401,14 +2455,14 @@
         <w:ind w:firstLine="851"/>
         <w:jc w:val="both"/>
         <w:rPr>
-          <w:ins w:id="26" w:author="Проект новой редакции" w:date="2026-10-05T12:54:00Z"/>
-          <w:rFonts w:ascii="Arial" w:hAnsi="Arial" w:cs="Arial"/>
-          <w:sz w:val="28"/>
-          <w:szCs w:val="28"/>
-          <w:lang w:val="ru-RU"/>
-        </w:rPr>
-      </w:pPr>
-      <w:ins w:id="27" w:author="Проект новой редакции" w:date="2026-10-05T12:54:00Z">
+          <w:ins w:id="26" w:author="Проект новой редакции" w:date="2026-10-14T11:21:00Z"/>
+          <w:rFonts w:ascii="Arial" w:hAnsi="Arial" w:cs="Arial"/>
+          <w:sz w:val="28"/>
+          <w:szCs w:val="28"/>
+          <w:lang w:val="ru-RU"/>
+        </w:rPr>
+      </w:pPr>
+      <w:ins w:id="27" w:author="Проект новой редакции" w:date="2026-10-14T11:21:00Z">
         <w:r>
           <w:rPr>
             <w:rFonts w:ascii="Arial" w:hAnsi="Arial" w:cs="Arial"/>
@@ -2416,24 +2470,8 @@
             <w:szCs w:val="28"/>
             <w:lang w:val="ru-RU"/>
           </w:rPr>
-          <w:t>1. На период временного отсутствия Главного исполнительного директора (отпуск, болезнь, командировка и иные случаи) его обязанности исполняет член Управляющего совета, назначенный приказом Главного исполнительного директора, а при отсутствии такого приказа — Заместитель Главного исполнительного директора (пункт 8.9 Положения ЦАКФ). Полномочия по распоряжению банковскими счетами и подписанию договоров осуществляются на основании доверенности.</w:t>
+          <w:t xml:space="preserve">1. На период временного отсутствия Главного исполнительного директора (отпуск, болезнь, командировка и иные случаи) его обязанности исполняет член Управляющего совета, назначенный приказом Главного исполнительного директора, а при отсутствии такого приказа </w:t>
         </w:r>
-      </w:ins>
-    </w:p>
-    <w:p>
-      <w:pPr>
-        <w:spacing w:after="0"/>
-        <w:ind w:firstLine="851"/>
-        <w:jc w:val="both"/>
-        <w:rPr>
-          <w:ins w:id="28" w:author="Проект новой редакции" w:date="2026-10-05T12:54:00Z"/>
-          <w:rFonts w:ascii="Arial" w:hAnsi="Arial" w:cs="Arial"/>
-          <w:sz w:val="28"/>
-          <w:szCs w:val="28"/>
-          <w:lang w:val="ru-RU"/>
-        </w:rPr>
-      </w:pPr>
-      <w:ins w:id="29" w:author="Проект новой редакции" w:date="2026-10-05T12:54:00Z">
         <w:r>
           <w:rPr>
             <w:rFonts w:ascii="Arial" w:hAnsi="Arial" w:cs="Arial"/>
@@ -2441,7 +2479,16 @@
             <w:szCs w:val="28"/>
             <w:lang w:val="ru-RU"/>
           </w:rPr>
-          <w:t>2. На период временного отсутствия члена Управляющего совета (отпуск, болезнь, командировка и иные случаи), когда необходимо исполнение его обязанностей, их исполняет другой член Управляющего совета — Главный исполнительный директор или Заместитель Главного исполнительного директора — в соответствии с приказом Главного исполнительного директора.</w:t>
+          <w:t>–</w:t>
+        </w:r>
+        <w:r>
+          <w:rPr>
+            <w:rFonts w:ascii="Arial" w:hAnsi="Arial" w:cs="Arial"/>
+            <w:sz w:val="28"/>
+            <w:szCs w:val="28"/>
+            <w:lang w:val="ru-RU"/>
+          </w:rPr>
+          <w:t xml:space="preserve"> Заместитель Главного исполнительного директора (пункт 8.9 Положения ЦАКФ). Полномочия по распоряжению банковскими счетами и подписанию договоров осуществляются на основании доверенности.</w:t>
         </w:r>
       </w:ins>
     </w:p>
@@ -2451,14 +2498,75 @@
         <w:ind w:firstLine="851"/>
         <w:jc w:val="both"/>
         <w:rPr>
-          <w:ins w:id="30" w:author="Проект новой редакции" w:date="2026-10-05T12:54:00Z"/>
-          <w:rFonts w:ascii="Arial" w:hAnsi="Arial" w:cs="Arial"/>
-          <w:sz w:val="28"/>
-          <w:szCs w:val="28"/>
-          <w:lang w:val="ru-RU"/>
-        </w:rPr>
-      </w:pPr>
-      <w:ins w:id="31" w:author="Проект новой редакции" w:date="2026-10-05T12:54:00Z">
+          <w:ins w:id="28" w:author="Проект новой редакции" w:date="2026-10-14T11:21:00Z"/>
+          <w:rFonts w:ascii="Arial" w:hAnsi="Arial" w:cs="Arial"/>
+          <w:sz w:val="28"/>
+          <w:szCs w:val="28"/>
+          <w:lang w:val="ru-RU"/>
+        </w:rPr>
+      </w:pPr>
+      <w:ins w:id="29" w:author="Проект новой редакции" w:date="2026-10-14T11:21:00Z">
+        <w:r>
+          <w:rPr>
+            <w:rFonts w:ascii="Arial" w:hAnsi="Arial" w:cs="Arial"/>
+            <w:sz w:val="28"/>
+            <w:szCs w:val="28"/>
+            <w:lang w:val="ru-RU"/>
+          </w:rPr>
+          <w:t xml:space="preserve">2. На период временного отсутствия члена Управляющего совета (отпуск, болезнь, командировка и иные случаи), когда необходимо исполнение его обязанностей, их исполняет другой член Управляющего совета </w:t>
+        </w:r>
+        <w:r>
+          <w:rPr>
+            <w:rFonts w:ascii="Arial" w:hAnsi="Arial" w:cs="Arial"/>
+            <w:sz w:val="28"/>
+            <w:szCs w:val="28"/>
+            <w:lang w:val="ru-RU"/>
+          </w:rPr>
+          <w:t>–</w:t>
+        </w:r>
+        <w:r>
+          <w:rPr>
+            <w:rFonts w:ascii="Arial" w:hAnsi="Arial" w:cs="Arial"/>
+            <w:sz w:val="28"/>
+            <w:szCs w:val="28"/>
+            <w:lang w:val="ru-RU"/>
+          </w:rPr>
+          <w:t xml:space="preserve"> Главный исполнительный директор или Заместитель Главного исполнительного директора </w:t>
+        </w:r>
+        <w:r>
+          <w:rPr>
+            <w:rFonts w:ascii="Arial" w:hAnsi="Arial" w:cs="Arial"/>
+            <w:sz w:val="28"/>
+            <w:szCs w:val="28"/>
+            <w:lang w:val="ru-RU"/>
+          </w:rPr>
+          <w:t>–</w:t>
+        </w:r>
+        <w:r>
+          <w:rPr>
+            <w:rFonts w:ascii="Arial" w:hAnsi="Arial" w:cs="Arial"/>
+            <w:sz w:val="28"/>
+            <w:szCs w:val="28"/>
+            <w:lang w:val="ru-RU"/>
+          </w:rPr>
+          <w:t xml:space="preserve"> в соответствии с приказом Главного исполнительного директора.</w:t>
+        </w:r>
+      </w:ins>
+    </w:p>
+    <w:p>
+      <w:pPr>
+        <w:spacing w:after="0"/>
+        <w:ind w:firstLine="851"/>
+        <w:jc w:val="both"/>
+        <w:rPr>
+          <w:ins w:id="30" w:author="Проект новой редакции" w:date="2026-10-14T11:21:00Z"/>
+          <w:rFonts w:ascii="Arial" w:hAnsi="Arial" w:cs="Arial"/>
+          <w:sz w:val="28"/>
+          <w:szCs w:val="28"/>
+          <w:lang w:val="ru-RU"/>
+        </w:rPr>
+      </w:pPr>
+      <w:ins w:id="31" w:author="Проект новой редакции" w:date="2026-10-14T11:21:00Z">
         <w:r>
           <w:rPr>
             <w:rFonts w:ascii="Arial" w:hAnsi="Arial" w:cs="Arial"/>
@@ -2476,14 +2584,14 @@
         <w:ind w:firstLine="851"/>
         <w:jc w:val="both"/>
         <w:rPr>
-          <w:ins w:id="32" w:author="Проект новой редакции" w:date="2026-10-05T12:54:00Z"/>
-          <w:rFonts w:ascii="Arial" w:hAnsi="Arial" w:cs="Arial"/>
-          <w:sz w:val="28"/>
-          <w:szCs w:val="28"/>
-          <w:lang w:val="ru-RU"/>
-        </w:rPr>
-      </w:pPr>
-      <w:ins w:id="33" w:author="Проект новой редакции" w:date="2026-10-05T12:54:00Z">
+          <w:ins w:id="32" w:author="Проект новой редакции" w:date="2026-10-14T11:21:00Z"/>
+          <w:rFonts w:ascii="Arial" w:hAnsi="Arial" w:cs="Arial"/>
+          <w:sz w:val="28"/>
+          <w:szCs w:val="28"/>
+          <w:lang w:val="ru-RU"/>
+        </w:rPr>
+      </w:pPr>
+      <w:ins w:id="33" w:author="Проект новой редакции" w:date="2026-10-14T11:21:00Z">
         <w:r>
           <w:rPr>
             <w:rFonts w:ascii="Arial" w:hAnsi="Arial" w:cs="Arial"/>
@@ -3358,9 +3466,18 @@
           <w:szCs w:val="28"/>
           <w:lang w:val="ru-RU"/>
         </w:rPr>
-        <w:t xml:space="preserve"> в силу после </w:t>
-      </w:r>
-      <w:ins w:id="34" w:author="Проект новой редакции" w:date="2026-10-05T12:54:00Z">
+        <w:t xml:space="preserve"> в силу после утверждения </w:t>
+      </w:r>
+      <w:r>
+        <w:rPr>
+          <w:rFonts w:ascii="Arial" w:hAnsi="Arial" w:cs="Arial"/>
+          <w:sz w:val="28"/>
+          <w:szCs w:val="28"/>
+          <w:lang w:val="ru-RU"/>
+        </w:rPr>
+        <w:t>Управляющим Советом ЦАКФ соответствующего протокола</w:t>
+      </w:r>
+      <w:ins w:id="34" w:author="Проект новой редакции" w:date="2026-10-14T11:21:00Z">
         <w:r>
           <w:rPr>
             <w:rFonts w:ascii="Arial" w:hAnsi="Arial" w:cs="Arial"/>
@@ -3368,19 +3485,10 @@
             <w:szCs w:val="28"/>
             <w:lang w:val="ru-RU"/>
           </w:rPr>
-          <w:t xml:space="preserve">их </w:t>
+          <w:t xml:space="preserve"> и истечения срока для возражений Верховного попечителя (пункт 3.11 Положения ЦАКФ).</w:t>
         </w:r>
       </w:ins>
-      <w:r>
-        <w:rPr>
-          <w:rFonts w:ascii="Arial" w:hAnsi="Arial" w:cs="Arial"/>
-          <w:sz w:val="28"/>
-          <w:szCs w:val="28"/>
-          <w:lang w:val="ru-RU"/>
-        </w:rPr>
-        <w:t xml:space="preserve">утверждения </w:t>
-      </w:r>
-      <w:ins w:id="35" w:author="Проект новой редакции" w:date="2026-10-05T12:54:00Z">
+      <w:del w:id="35" w:author="Проект новой редакции" w:date="2026-10-14T11:21:00Z">
         <w:r>
           <w:rPr>
             <w:rFonts w:ascii="Arial" w:hAnsi="Arial" w:cs="Arial"/>
@@ -3388,60 +3496,9 @@
             <w:szCs w:val="28"/>
             <w:lang w:val="ru-RU"/>
           </w:rPr>
-          <w:t>Верховным попечителем / Попечительским советом</w:t>
-        </w:r>
-      </w:ins>
-      <w:del w:id="36" w:author="Проект новой редакции" w:date="2026-10-05T12:54:00Z">
-        <w:r>
-          <w:rPr>
-            <w:rFonts w:ascii="Arial" w:hAnsi="Arial" w:cs="Arial"/>
-            <w:sz w:val="28"/>
-            <w:szCs w:val="28"/>
-            <w:lang w:val="ru-RU"/>
-          </w:rPr>
-          <w:delText>Управляющим Советом</w:delText>
+          <w:delText>.</w:delText>
         </w:r>
       </w:del>
-      <w:r>
-        <w:rPr>
-          <w:rFonts w:ascii="Arial" w:hAnsi="Arial" w:cs="Arial"/>
-          <w:sz w:val="28"/>
-          <w:szCs w:val="28"/>
-          <w:lang w:val="ru-RU"/>
-        </w:rPr>
-        <w:t xml:space="preserve"> ЦАКФ </w:t>
-      </w:r>
-      <w:ins w:id="37" w:author="Проект новой редакции" w:date="2026-10-05T12:54:00Z">
-        <w:r>
-          <w:rPr>
-            <w:rFonts w:ascii="Arial" w:hAnsi="Arial" w:cs="Arial"/>
-            <w:sz w:val="28"/>
-            <w:szCs w:val="28"/>
-            <w:lang w:val="ru-RU"/>
-          </w:rPr>
-          <w:t>по представлению Управляющего совета</w:t>
-        </w:r>
-      </w:ins>
-      <w:del w:id="38" w:author="Проект новой редакции" w:date="2026-10-05T12:54:00Z">
-        <w:r>
-          <w:rPr>
-            <w:rFonts w:ascii="Arial" w:hAnsi="Arial" w:cs="Arial"/>
-            <w:sz w:val="28"/>
-            <w:szCs w:val="28"/>
-            <w:lang w:val="ru-RU"/>
-          </w:rPr>
-          <w:delText>соответствующего протокола</w:delText>
-        </w:r>
-      </w:del>
-      <w:r>
-        <w:rPr>
-          <w:rFonts w:ascii="Arial" w:hAnsi="Arial" w:cs="Arial"/>
-          <w:sz w:val="28"/>
-          <w:szCs w:val="28"/>
-          <w:lang w:val="ru-RU"/>
-        </w:rPr>
-        <w:t>.</w:t>
-      </w:r>
     </w:p>
     <w:sectPr>
       <w:pgSz w:w="12240" w:h="15840"/>
@@ -15036,7 +15093,7 @@
     <w:hidden/>
     <w:uiPriority w:val="99"/>
     <w:semiHidden/>
-    <w:rsid w:val="00155000"/>
+    <w:rsid w:val="007D4F69"/>
     <w:pPr>
       <w:spacing w:after="0" w:line="240" w:lineRule="auto"/>
     </w:pPr>
@@ -15048,7 +15105,7 @@
     <w:uiPriority w:val="99"/>
     <w:semiHidden/>
     <w:unhideWhenUsed/>
-    <w:rsid w:val="00155000"/>
+    <w:rsid w:val="007D4F69"/>
     <w:pPr>
       <w:spacing w:after="0" w:line="240" w:lineRule="auto"/>
     </w:pPr>
@@ -15064,7 +15121,7 @@
     <w:link w:val="aff9"/>
     <w:uiPriority w:val="99"/>
     <w:semiHidden/>
-    <w:rsid w:val="00155000"/>
+    <w:rsid w:val="007D4F69"/>
     <w:rPr>
       <w:rFonts w:ascii="Segoe UI" w:hAnsi="Segoe UI" w:cs="Segoe UI"/>
       <w:sz w:val="18"/>
@@ -15399,7 +15456,7 @@
 </file>
 
 <file path=customXml/itemProps1.xml><?xml version="1.0" encoding="utf-8"?>
-<ds:datastoreItem xmlns:ds="http://schemas.openxmlformats.org/officeDocument/2006/customXml" ds:itemID="{AFE48A80-1D48-45F4-B9AE-DC7B48213599}">
+<ds:datastoreItem xmlns:ds="http://schemas.openxmlformats.org/officeDocument/2006/customXml" ds:itemID="{86B282B8-4B99-415A-8DDD-48775846E169}">
   <ds:schemaRefs>
     <ds:schemaRef ds:uri="http://schemas.openxmlformats.org/officeDocument/2006/bibliography"/>
   </ds:schemaRefs>

--- a/Устав/_документы/С выделением — Кадровая политика.docx
+++ b/Устав/_документы/С выделением — Кадровая политика.docx
@@ -15,7 +15,7 @@
       </w:pPr>
       <w:bookmarkStart w:id="0" w:name="_GoBack"/>
       <w:bookmarkEnd w:id="0"/>
-      <w:ins w:id="1" w:author="Проект новой редакции" w:date="2026-10-14T11:21:00Z">
+      <w:ins w:id="1" w:author="Проект новой редакции" w:date="2026-10-14T13:28:00Z">
         <w:r>
           <w:rPr>
             <w:rFonts w:ascii="Arial" w:hAnsi="Arial" w:cs="Arial"/>
@@ -197,7 +197,7 @@
       <w:pPr>
         <w:spacing w:after="0"/>
         <w:rPr>
-          <w:ins w:id="2" w:author="Проект новой редакции" w:date="2026-10-14T11:21:00Z"/>
+          <w:ins w:id="2" w:author="Проект новой редакции" w:date="2026-10-14T13:28:00Z"/>
           <w:rFonts w:ascii="Arial" w:hAnsi="Arial" w:cs="Arial"/>
           <w:b/>
           <w:bCs/>
@@ -206,7 +206,7 @@
           <w:lang w:val="ru-RU"/>
         </w:rPr>
       </w:pPr>
-      <w:ins w:id="3" w:author="Проект новой редакции" w:date="2026-10-14T11:21:00Z">
+      <w:ins w:id="3" w:author="Проект новой редакции" w:date="2026-10-14T13:28:00Z">
         <w:r>
           <w:rPr>
             <w:rFonts w:ascii="Arial" w:hAnsi="Arial" w:cs="Arial"/>
@@ -488,7 +488,7 @@
         </w:rPr>
         <w:t xml:space="preserve">Астана </w:t>
       </w:r>
-      <w:ins w:id="4" w:author="Проект новой редакции" w:date="2026-10-14T11:21:00Z">
+      <w:ins w:id="4" w:author="Проект новой редакции" w:date="2026-10-14T13:28:00Z">
         <w:r>
           <w:rPr>
             <w:rFonts w:ascii="Arial" w:hAnsi="Arial" w:cs="Arial"/>
@@ -501,7 +501,7 @@
           <w:t>2026</w:t>
         </w:r>
       </w:ins>
-      <w:del w:id="5" w:author="Проект новой редакции" w:date="2026-10-14T11:21:00Z">
+      <w:del w:id="5" w:author="Проект новой редакции" w:date="2026-10-14T13:28:00Z">
         <w:r>
           <w:rPr>
             <w:rFonts w:ascii="Arial" w:hAnsi="Arial" w:cs="Arial"/>
@@ -1037,7 +1037,7 @@
           <w:lang w:val="ru-RU"/>
         </w:rPr>
       </w:pPr>
-      <w:ins w:id="6" w:author="Проект новой редакции" w:date="2026-10-14T11:21:00Z">
+      <w:ins w:id="6" w:author="Проект новой редакции" w:date="2026-10-14T13:28:00Z">
         <w:r>
           <w:rPr>
             <w:rFonts w:ascii="Arial" w:hAnsi="Arial" w:cs="Arial"/>
@@ -1066,7 +1066,7 @@
           <w:t xml:space="preserve"> Верховным попечителем</w:t>
         </w:r>
       </w:ins>
-      <w:del w:id="7" w:author="Проект новой редакции" w:date="2026-10-14T11:21:00Z">
+      <w:del w:id="7" w:author="Проект новой редакции" w:date="2026-10-14T13:28:00Z">
         <w:r>
           <w:rPr>
             <w:rFonts w:ascii="Arial" w:hAnsi="Arial" w:cs="Arial"/>
@@ -1130,7 +1130,7 @@
         </w:rPr>
         <w:t xml:space="preserve">Штатные и </w:t>
       </w:r>
-      <w:ins w:id="8" w:author="Проект новой редакции" w:date="2026-10-14T11:21:00Z">
+      <w:ins w:id="8" w:author="Проект новой редакции" w:date="2026-10-14T13:28:00Z">
         <w:r>
           <w:rPr>
             <w:rFonts w:ascii="Arial" w:hAnsi="Arial" w:cs="Arial"/>
@@ -1141,7 +1141,7 @@
           <w:t>внештатные</w:t>
         </w:r>
       </w:ins>
-      <w:del w:id="9" w:author="Проект новой редакции" w:date="2026-10-14T11:21:00Z">
+      <w:del w:id="9" w:author="Проект новой редакции" w:date="2026-10-14T13:28:00Z">
         <w:r>
           <w:rPr>
             <w:rFonts w:ascii="Arial" w:hAnsi="Arial" w:cs="Arial"/>
@@ -1168,9 +1168,9 @@
           <w:szCs w:val="28"/>
           <w:lang w:val="ru-RU"/>
         </w:rPr>
-        <w:t xml:space="preserve">ом, Руководителем Проектного офиса, </w:t>
-      </w:r>
-      <w:ins w:id="10" w:author="Проект новой редакции" w:date="2026-10-14T11:21:00Z">
+        <w:t xml:space="preserve">ом, </w:t>
+      </w:r>
+      <w:ins w:id="10" w:author="Проект новой редакции" w:date="2026-10-14T13:28:00Z">
         <w:r>
           <w:rPr>
             <w:rFonts w:ascii="Arial" w:hAnsi="Arial" w:cs="Arial"/>
@@ -1181,7 +1181,7 @@
           <w:t>Председателем</w:t>
         </w:r>
       </w:ins>
-      <w:del w:id="11" w:author="Проект новой редакции" w:date="2026-10-14T11:21:00Z">
+      <w:del w:id="11" w:author="Проект новой редакции" w:date="2026-10-14T13:28:00Z">
         <w:r>
           <w:rPr>
             <w:rFonts w:ascii="Arial" w:hAnsi="Arial" w:cs="Arial"/>
@@ -1189,7 +1189,7 @@
             <w:szCs w:val="28"/>
             <w:lang w:val="ru-RU"/>
           </w:rPr>
-          <w:delText>председателем</w:delText>
+          <w:delText>Руководителем Проектного офиса, председателем</w:delText>
         </w:r>
       </w:del>
       <w:r>
@@ -1533,7 +1533,7 @@
         </w:rPr>
         <w:t xml:space="preserve">Штатным сотрудникам предоставляется ежегодный трудовой отпуск продолжительностью не более </w:t>
       </w:r>
-      <w:ins w:id="12" w:author="Проект новой редакции" w:date="2026-10-14T11:21:00Z">
+      <w:ins w:id="12" w:author="Проект новой редакции" w:date="2026-10-14T13:28:00Z">
         <w:r>
           <w:rPr>
             <w:rFonts w:ascii="Arial" w:hAnsi="Arial" w:cs="Arial"/>
@@ -1544,7 +1544,7 @@
           <w:t>20</w:t>
         </w:r>
       </w:ins>
-      <w:del w:id="13" w:author="Проект новой редакции" w:date="2026-10-14T11:21:00Z">
+      <w:del w:id="13" w:author="Проект новой редакции" w:date="2026-10-14T13:28:00Z">
         <w:r>
           <w:rPr>
             <w:rFonts w:ascii="Arial" w:hAnsi="Arial" w:cs="Arial"/>
@@ -1778,7 +1778,7 @@
         </w:rPr>
         <w:t xml:space="preserve">Отпуск </w:t>
       </w:r>
-      <w:ins w:id="14" w:author="Проект новой редакции" w:date="2026-10-14T11:21:00Z">
+      <w:ins w:id="14" w:author="Проект новой редакции" w:date="2026-10-14T13:28:00Z">
         <w:r>
           <w:rPr>
             <w:rFonts w:ascii="Arial" w:hAnsi="Arial" w:cs="Arial"/>
@@ -1789,7 +1789,7 @@
           <w:t>Верховному попечителю предоставляется</w:t>
         </w:r>
       </w:ins>
-      <w:del w:id="15" w:author="Проект новой редакции" w:date="2026-10-14T11:21:00Z">
+      <w:del w:id="15" w:author="Проект новой редакции" w:date="2026-10-14T13:28:00Z">
         <w:r>
           <w:rPr>
             <w:rFonts w:ascii="Arial" w:hAnsi="Arial" w:cs="Arial"/>
@@ -1809,7 +1809,7 @@
         </w:rPr>
         <w:t xml:space="preserve"> по согласованию с </w:t>
       </w:r>
-      <w:ins w:id="16" w:author="Проект новой редакции" w:date="2026-10-14T11:21:00Z">
+      <w:ins w:id="16" w:author="Проект новой редакции" w:date="2026-10-14T13:28:00Z">
         <w:r>
           <w:rPr>
             <w:rFonts w:ascii="Arial" w:hAnsi="Arial" w:cs="Arial"/>
@@ -1838,7 +1838,7 @@
           <w:t xml:space="preserve"> по согласованию с Верховным попечителем</w:t>
         </w:r>
       </w:ins>
-      <w:del w:id="17" w:author="Проект новой редакции" w:date="2026-10-14T11:21:00Z">
+      <w:del w:id="17" w:author="Проект новой редакции" w:date="2026-10-14T13:28:00Z">
         <w:r>
           <w:rPr>
             <w:rFonts w:ascii="Arial" w:hAnsi="Arial" w:cs="Arial"/>
@@ -2115,7 +2115,7 @@
           <w:lang w:val="ru-RU"/>
         </w:rPr>
       </w:pPr>
-      <w:ins w:id="18" w:author="Проект новой редакции" w:date="2026-10-14T11:21:00Z">
+      <w:ins w:id="18" w:author="Проект новой редакции" w:date="2026-10-14T13:28:00Z">
         <w:r>
           <w:rPr>
             <w:rFonts w:ascii="Arial" w:hAnsi="Arial" w:cs="Arial"/>
@@ -2126,7 +2126,7 @@
           <w:t>Верховный попечитель направляется</w:t>
         </w:r>
       </w:ins>
-      <w:del w:id="19" w:author="Проект новой редакции" w:date="2026-10-14T11:21:00Z">
+      <w:del w:id="19" w:author="Проект новой редакции" w:date="2026-10-14T13:28:00Z">
         <w:r>
           <w:rPr>
             <w:rFonts w:ascii="Arial" w:hAnsi="Arial" w:cs="Arial"/>
@@ -2144,9 +2144,19 @@
           <w:szCs w:val="28"/>
           <w:lang w:val="ru-RU"/>
         </w:rPr>
-        <w:t xml:space="preserve"> в командировки по согласованию с </w:t>
-      </w:r>
-      <w:ins w:id="20" w:author="Проект новой редакции" w:date="2026-10-14T11:21:00Z">
+        <w:t xml:space="preserve"> в командировки по </w:t>
+      </w:r>
+      <w:r>
+        <w:rPr>
+          <w:rFonts w:ascii="Arial" w:hAnsi="Arial" w:cs="Arial"/>
+          <w:sz w:val="28"/>
+          <w:szCs w:val="28"/>
+          <w:lang w:val="ru-RU"/>
+        </w:rPr>
+        <w:lastRenderedPageBreak/>
+        <w:t xml:space="preserve">согласованию с </w:t>
+      </w:r>
+      <w:ins w:id="20" w:author="Проект новой редакции" w:date="2026-10-14T13:28:00Z">
         <w:r>
           <w:rPr>
             <w:rFonts w:ascii="Arial" w:hAnsi="Arial" w:cs="Arial"/>
@@ -2175,7 +2185,7 @@
           <w:t xml:space="preserve"> по согласованию с Верховным попечителем</w:t>
         </w:r>
       </w:ins>
-      <w:del w:id="21" w:author="Проект новой редакции" w:date="2026-10-14T11:21:00Z">
+      <w:del w:id="21" w:author="Проект новой редакции" w:date="2026-10-14T13:28:00Z">
         <w:r>
           <w:rPr>
             <w:rFonts w:ascii="Arial" w:hAnsi="Arial" w:cs="Arial"/>
@@ -2217,7 +2227,7 @@
         </w:rPr>
         <w:t xml:space="preserve">Главный исполнительный директор направляется в командировки </w:t>
       </w:r>
-      <w:ins w:id="22" w:author="Проект новой редакции" w:date="2026-10-14T11:21:00Z">
+      <w:ins w:id="22" w:author="Проект новой редакции" w:date="2026-10-14T13:28:00Z">
         <w:r>
           <w:rPr>
             <w:rFonts w:ascii="Arial" w:hAnsi="Arial" w:cs="Arial"/>
@@ -2228,7 +2238,7 @@
           <w:t>на основании собственного приказа. О зарубежных командировках Главный исполнительный директор уведомляет Верховного попечителя</w:t>
         </w:r>
       </w:ins>
-      <w:del w:id="23" w:author="Проект новой редакции" w:date="2026-10-14T11:21:00Z">
+      <w:del w:id="23" w:author="Проект новой редакции" w:date="2026-10-14T13:28:00Z">
         <w:r>
           <w:rPr>
             <w:rFonts w:ascii="Arial" w:hAnsi="Arial" w:cs="Arial"/>
@@ -2428,7 +2438,7 @@
         <w:ind w:firstLine="851"/>
         <w:jc w:val="center"/>
         <w:rPr>
-          <w:ins w:id="24" w:author="Проект новой редакции" w:date="2026-10-14T11:21:00Z"/>
+          <w:ins w:id="24" w:author="Проект новой редакции" w:date="2026-10-14T13:28:00Z"/>
           <w:rFonts w:ascii="Arial" w:hAnsi="Arial" w:cs="Arial"/>
           <w:b/>
           <w:sz w:val="28"/>
@@ -2436,7 +2446,7 @@
           <w:lang w:val="ru-RU"/>
         </w:rPr>
       </w:pPr>
-      <w:ins w:id="25" w:author="Проект новой редакции" w:date="2026-10-14T11:21:00Z">
+      <w:ins w:id="25" w:author="Проект новой редакции" w:date="2026-10-14T13:28:00Z">
         <w:r>
           <w:rPr>
             <w:rFonts w:ascii="Arial" w:hAnsi="Arial" w:cs="Arial"/>
@@ -2455,14 +2465,14 @@
         <w:ind w:firstLine="851"/>
         <w:jc w:val="both"/>
         <w:rPr>
-          <w:ins w:id="26" w:author="Проект новой редакции" w:date="2026-10-14T11:21:00Z"/>
-          <w:rFonts w:ascii="Arial" w:hAnsi="Arial" w:cs="Arial"/>
-          <w:sz w:val="28"/>
-          <w:szCs w:val="28"/>
-          <w:lang w:val="ru-RU"/>
-        </w:rPr>
-      </w:pPr>
-      <w:ins w:id="27" w:author="Проект новой редакции" w:date="2026-10-14T11:21:00Z">
+          <w:ins w:id="26" w:author="Проект новой редакции" w:date="2026-10-14T13:28:00Z"/>
+          <w:rFonts w:ascii="Arial" w:hAnsi="Arial" w:cs="Arial"/>
+          <w:sz w:val="28"/>
+          <w:szCs w:val="28"/>
+          <w:lang w:val="ru-RU"/>
+        </w:rPr>
+      </w:pPr>
+      <w:ins w:id="27" w:author="Проект новой редакции" w:date="2026-10-14T13:28:00Z">
         <w:r>
           <w:rPr>
             <w:rFonts w:ascii="Arial" w:hAnsi="Arial" w:cs="Arial"/>
@@ -2488,24 +2498,8 @@
             <w:szCs w:val="28"/>
             <w:lang w:val="ru-RU"/>
           </w:rPr>
-          <w:t xml:space="preserve"> Заместитель Главного исполнительного директора (пункт 8.9 Положения ЦАКФ). Полномочия по распоряжению банковскими счетами и подписанию договоров осуществляются на основании доверенности.</w:t>
+          <w:t xml:space="preserve"> </w:t>
         </w:r>
-      </w:ins>
-    </w:p>
-    <w:p>
-      <w:pPr>
-        <w:spacing w:after="0"/>
-        <w:ind w:firstLine="851"/>
-        <w:jc w:val="both"/>
-        <w:rPr>
-          <w:ins w:id="28" w:author="Проект новой редакции" w:date="2026-10-14T11:21:00Z"/>
-          <w:rFonts w:ascii="Arial" w:hAnsi="Arial" w:cs="Arial"/>
-          <w:sz w:val="28"/>
-          <w:szCs w:val="28"/>
-          <w:lang w:val="ru-RU"/>
-        </w:rPr>
-      </w:pPr>
-      <w:ins w:id="29" w:author="Проект новой редакции" w:date="2026-10-14T11:21:00Z">
         <w:r>
           <w:rPr>
             <w:rFonts w:ascii="Arial" w:hAnsi="Arial" w:cs="Arial"/>
@@ -2513,7 +2507,51 @@
             <w:szCs w:val="28"/>
             <w:lang w:val="ru-RU"/>
           </w:rPr>
-          <w:t xml:space="preserve">2. На период временного отсутствия члена Управляющего совета (отпуск, болезнь, командировка и иные случаи), когда необходимо исполнение его обязанностей, их исполняет другой член Управляющего совета </w:t>
+          <w:t>Заместитель Главного исполнительного директора по стратегии и проектам (пункт 8.9 Положения ЦАКФ)</w:t>
+        </w:r>
+        <w:r>
+          <w:rPr>
+            <w:rFonts w:ascii="Arial" w:hAnsi="Arial" w:cs="Arial"/>
+            <w:sz w:val="28"/>
+            <w:szCs w:val="28"/>
+            <w:lang w:val="ru-RU"/>
+          </w:rPr>
+          <w:t>. Полномочия по распоряжению банковскими счетами и подписанию договоров осуществляются на основании доверенности.</w:t>
+        </w:r>
+      </w:ins>
+    </w:p>
+    <w:p>
+      <w:pPr>
+        <w:spacing w:after="0"/>
+        <w:ind w:firstLine="851"/>
+        <w:jc w:val="both"/>
+        <w:rPr>
+          <w:ins w:id="28" w:author="Проект новой редакции" w:date="2026-10-14T13:28:00Z"/>
+          <w:rFonts w:ascii="Arial" w:hAnsi="Arial" w:cs="Arial"/>
+          <w:sz w:val="28"/>
+          <w:szCs w:val="28"/>
+          <w:lang w:val="ru-RU"/>
+        </w:rPr>
+      </w:pPr>
+      <w:ins w:id="29" w:author="Проект новой редакции" w:date="2026-10-14T13:28:00Z">
+        <w:r>
+          <w:rPr>
+            <w:rFonts w:ascii="Arial" w:hAnsi="Arial" w:cs="Arial"/>
+            <w:sz w:val="28"/>
+            <w:szCs w:val="28"/>
+            <w:lang w:val="ru-RU"/>
+          </w:rPr>
+          <w:t xml:space="preserve">2. На период временного отсутствия члена Управляющего совета (отпуск, болезнь, командировка и иные случаи), когда необходимо исполнение его обязанностей, их исполняет другой </w:t>
+        </w:r>
+        <w:r>
+          <w:rPr>
+            <w:rFonts w:ascii="Arial" w:hAnsi="Arial" w:cs="Arial"/>
+            <w:sz w:val="28"/>
+            <w:szCs w:val="28"/>
+            <w:lang w:val="ru-RU"/>
+          </w:rPr>
+          <w:lastRenderedPageBreak/>
+          <w:t xml:space="preserve">член Управляющего совета </w:t>
         </w:r>
         <w:r>
           <w:rPr>
@@ -2531,7 +2569,7 @@
             <w:szCs w:val="28"/>
             <w:lang w:val="ru-RU"/>
           </w:rPr>
-          <w:t xml:space="preserve"> Главный исполнительный директор или Заместитель Главного исполнительного директора </w:t>
+          <w:t xml:space="preserve"> </w:t>
         </w:r>
         <w:r>
           <w:rPr>
@@ -2540,7 +2578,7 @@
             <w:szCs w:val="28"/>
             <w:lang w:val="ru-RU"/>
           </w:rPr>
-          <w:t>–</w:t>
+          <w:t>Главный исполнительный директор или Заместитель Главного исполнительного директора по стратегии и проектам –</w:t>
         </w:r>
         <w:r>
           <w:rPr>
@@ -2559,14 +2597,14 @@
         <w:ind w:firstLine="851"/>
         <w:jc w:val="both"/>
         <w:rPr>
-          <w:ins w:id="30" w:author="Проект новой редакции" w:date="2026-10-14T11:21:00Z"/>
-          <w:rFonts w:ascii="Arial" w:hAnsi="Arial" w:cs="Arial"/>
-          <w:sz w:val="28"/>
-          <w:szCs w:val="28"/>
-          <w:lang w:val="ru-RU"/>
-        </w:rPr>
-      </w:pPr>
-      <w:ins w:id="31" w:author="Проект новой редакции" w:date="2026-10-14T11:21:00Z">
+          <w:ins w:id="30" w:author="Проект новой редакции" w:date="2026-10-14T13:28:00Z"/>
+          <w:rFonts w:ascii="Arial" w:hAnsi="Arial" w:cs="Arial"/>
+          <w:sz w:val="28"/>
+          <w:szCs w:val="28"/>
+          <w:lang w:val="ru-RU"/>
+        </w:rPr>
+      </w:pPr>
+      <w:ins w:id="31" w:author="Проект новой редакции" w:date="2026-10-14T13:28:00Z">
         <w:r>
           <w:rPr>
             <w:rFonts w:ascii="Arial" w:hAnsi="Arial" w:cs="Arial"/>
@@ -2584,14 +2622,14 @@
         <w:ind w:firstLine="851"/>
         <w:jc w:val="both"/>
         <w:rPr>
-          <w:ins w:id="32" w:author="Проект новой редакции" w:date="2026-10-14T11:21:00Z"/>
-          <w:rFonts w:ascii="Arial" w:hAnsi="Arial" w:cs="Arial"/>
-          <w:sz w:val="28"/>
-          <w:szCs w:val="28"/>
-          <w:lang w:val="ru-RU"/>
-        </w:rPr>
-      </w:pPr>
-      <w:ins w:id="33" w:author="Проект новой редакции" w:date="2026-10-14T11:21:00Z">
+          <w:ins w:id="32" w:author="Проект новой редакции" w:date="2026-10-14T13:28:00Z"/>
+          <w:rFonts w:ascii="Arial" w:hAnsi="Arial" w:cs="Arial"/>
+          <w:sz w:val="28"/>
+          <w:szCs w:val="28"/>
+          <w:lang w:val="ru-RU"/>
+        </w:rPr>
+      </w:pPr>
+      <w:ins w:id="33" w:author="Проект новой редакции" w:date="2026-10-14T13:28:00Z">
         <w:r>
           <w:rPr>
             <w:rFonts w:ascii="Arial" w:hAnsi="Arial" w:cs="Arial"/>
@@ -2984,6 +3022,7 @@
           <w:szCs w:val="28"/>
           <w:lang w:val="ru-RU"/>
         </w:rPr>
+        <w:lastRenderedPageBreak/>
         <w:t>За добросовестный труд и достижения могут применяться формы поощрения: благодарности, премии, повышение.</w:t>
       </w:r>
     </w:p>
@@ -3477,7 +3516,7 @@
         </w:rPr>
         <w:t>Управляющим Советом ЦАКФ соответствующего протокола</w:t>
       </w:r>
-      <w:ins w:id="34" w:author="Проект новой редакции" w:date="2026-10-14T11:21:00Z">
+      <w:ins w:id="34" w:author="Проект новой редакции" w:date="2026-10-14T13:28:00Z">
         <w:r>
           <w:rPr>
             <w:rFonts w:ascii="Arial" w:hAnsi="Arial" w:cs="Arial"/>
@@ -3488,7 +3527,7 @@
           <w:t xml:space="preserve"> и истечения срока для возражений Верховного попечителя (пункт 3.11 Положения ЦАКФ).</w:t>
         </w:r>
       </w:ins>
-      <w:del w:id="35" w:author="Проект новой редакции" w:date="2026-10-14T11:21:00Z">
+      <w:del w:id="35" w:author="Проект новой редакции" w:date="2026-10-14T13:28:00Z">
         <w:r>
           <w:rPr>
             <w:rFonts w:ascii="Arial" w:hAnsi="Arial" w:cs="Arial"/>
@@ -15093,40 +15132,10 @@
     <w:hidden/>
     <w:uiPriority w:val="99"/>
     <w:semiHidden/>
-    <w:rsid w:val="007D4F69"/>
+    <w:rsid w:val="000D4804"/>
     <w:pPr>
       <w:spacing w:after="0" w:line="240" w:lineRule="auto"/>
     </w:pPr>
-  </w:style>
-  <w:style w:type="paragraph" w:styleId="aff9">
-    <w:name w:val="Balloon Text"/>
-    <w:basedOn w:val="a1"/>
-    <w:link w:val="affa"/>
-    <w:uiPriority w:val="99"/>
-    <w:semiHidden/>
-    <w:unhideWhenUsed/>
-    <w:rsid w:val="007D4F69"/>
-    <w:pPr>
-      <w:spacing w:after="0" w:line="240" w:lineRule="auto"/>
-    </w:pPr>
-    <w:rPr>
-      <w:rFonts w:ascii="Segoe UI" w:hAnsi="Segoe UI" w:cs="Segoe UI"/>
-      <w:sz w:val="18"/>
-      <w:szCs w:val="18"/>
-    </w:rPr>
-  </w:style>
-  <w:style w:type="character" w:customStyle="1" w:styleId="affa">
-    <w:name w:val="Текст выноски Знак"/>
-    <w:basedOn w:val="a2"/>
-    <w:link w:val="aff9"/>
-    <w:uiPriority w:val="99"/>
-    <w:semiHidden/>
-    <w:rsid w:val="007D4F69"/>
-    <w:rPr>
-      <w:rFonts w:ascii="Segoe UI" w:hAnsi="Segoe UI" w:cs="Segoe UI"/>
-      <w:sz w:val="18"/>
-      <w:szCs w:val="18"/>
-    </w:rPr>
   </w:style>
 </w:styles>
 </file>
@@ -15456,7 +15465,7 @@
 </file>
 
 <file path=customXml/itemProps1.xml><?xml version="1.0" encoding="utf-8"?>
-<ds:datastoreItem xmlns:ds="http://schemas.openxmlformats.org/officeDocument/2006/customXml" ds:itemID="{86B282B8-4B99-415A-8DDD-48775846E169}">
+<ds:datastoreItem xmlns:ds="http://schemas.openxmlformats.org/officeDocument/2006/customXml" ds:itemID="{B7F7B052-EA88-4ABC-9CB2-6BC7EB1E53C2}">
   <ds:schemaRefs>
     <ds:schemaRef ds:uri="http://schemas.openxmlformats.org/officeDocument/2006/bibliography"/>
   </ds:schemaRefs>

--- a/Устав/_документы/С выделением — Кадровая политика.docx
+++ b/Устав/_документы/С выделением — Кадровая политика.docx
@@ -15,7 +15,7 @@
       </w:pPr>
       <w:bookmarkStart w:id="0" w:name="_GoBack"/>
       <w:bookmarkEnd w:id="0"/>
-      <w:ins w:id="1" w:author="Проект новой редакции" w:date="2026-10-14T13:28:00Z">
+      <w:ins w:id="1" w:author="Проект новой редакции" w:date="2026-10-23T13:54:00Z">
         <w:r>
           <w:rPr>
             <w:rFonts w:ascii="Arial" w:hAnsi="Arial" w:cs="Arial"/>
@@ -197,7 +197,7 @@
       <w:pPr>
         <w:spacing w:after="0"/>
         <w:rPr>
-          <w:ins w:id="2" w:author="Проект новой редакции" w:date="2026-10-14T13:28:00Z"/>
+          <w:ins w:id="2" w:author="Проект новой редакции" w:date="2026-10-23T13:54:00Z"/>
           <w:rFonts w:ascii="Arial" w:hAnsi="Arial" w:cs="Arial"/>
           <w:b/>
           <w:bCs/>
@@ -206,7 +206,7 @@
           <w:lang w:val="ru-RU"/>
         </w:rPr>
       </w:pPr>
-      <w:ins w:id="3" w:author="Проект новой редакции" w:date="2026-10-14T13:28:00Z">
+      <w:ins w:id="3" w:author="Проект новой редакции" w:date="2026-10-23T13:54:00Z">
         <w:r>
           <w:rPr>
             <w:rFonts w:ascii="Arial" w:hAnsi="Arial" w:cs="Arial"/>
@@ -488,7 +488,7 @@
         </w:rPr>
         <w:t xml:space="preserve">Астана </w:t>
       </w:r>
-      <w:ins w:id="4" w:author="Проект новой редакции" w:date="2026-10-14T13:28:00Z">
+      <w:ins w:id="4" w:author="Проект новой редакции" w:date="2026-10-23T13:54:00Z">
         <w:r>
           <w:rPr>
             <w:rFonts w:ascii="Arial" w:hAnsi="Arial" w:cs="Arial"/>
@@ -501,7 +501,7 @@
           <w:t>2026</w:t>
         </w:r>
       </w:ins>
-      <w:del w:id="5" w:author="Проект новой редакции" w:date="2026-10-14T13:28:00Z">
+      <w:del w:id="5" w:author="Проект новой редакции" w:date="2026-10-23T13:54:00Z">
         <w:r>
           <w:rPr>
             <w:rFonts w:ascii="Arial" w:hAnsi="Arial" w:cs="Arial"/>
@@ -1037,7 +1037,7 @@
           <w:lang w:val="ru-RU"/>
         </w:rPr>
       </w:pPr>
-      <w:ins w:id="6" w:author="Проект новой редакции" w:date="2026-10-14T13:28:00Z">
+      <w:ins w:id="6" w:author="Проект новой редакции" w:date="2026-10-23T13:54:00Z">
         <w:r>
           <w:rPr>
             <w:rFonts w:ascii="Arial" w:hAnsi="Arial" w:cs="Arial"/>
@@ -1066,7 +1066,7 @@
           <w:t xml:space="preserve"> Верховным попечителем</w:t>
         </w:r>
       </w:ins>
-      <w:del w:id="7" w:author="Проект новой редакции" w:date="2026-10-14T13:28:00Z">
+      <w:del w:id="7" w:author="Проект новой редакции" w:date="2026-10-23T13:54:00Z">
         <w:r>
           <w:rPr>
             <w:rFonts w:ascii="Arial" w:hAnsi="Arial" w:cs="Arial"/>
@@ -1130,7 +1130,7 @@
         </w:rPr>
         <w:t xml:space="preserve">Штатные и </w:t>
       </w:r>
-      <w:ins w:id="8" w:author="Проект новой редакции" w:date="2026-10-14T13:28:00Z">
+      <w:ins w:id="8" w:author="Проект новой редакции" w:date="2026-10-23T13:54:00Z">
         <w:r>
           <w:rPr>
             <w:rFonts w:ascii="Arial" w:hAnsi="Arial" w:cs="Arial"/>
@@ -1141,7 +1141,7 @@
           <w:t>внештатные</w:t>
         </w:r>
       </w:ins>
-      <w:del w:id="9" w:author="Проект новой редакции" w:date="2026-10-14T13:28:00Z">
+      <w:del w:id="9" w:author="Проект новой редакции" w:date="2026-10-23T13:54:00Z">
         <w:r>
           <w:rPr>
             <w:rFonts w:ascii="Arial" w:hAnsi="Arial" w:cs="Arial"/>
@@ -1170,7 +1170,7 @@
         </w:rPr>
         <w:t xml:space="preserve">ом, </w:t>
       </w:r>
-      <w:ins w:id="10" w:author="Проект новой редакции" w:date="2026-10-14T13:28:00Z">
+      <w:ins w:id="10" w:author="Проект новой редакции" w:date="2026-10-23T13:54:00Z">
         <w:r>
           <w:rPr>
             <w:rFonts w:ascii="Arial" w:hAnsi="Arial" w:cs="Arial"/>
@@ -1181,7 +1181,7 @@
           <w:t>Председателем</w:t>
         </w:r>
       </w:ins>
-      <w:del w:id="11" w:author="Проект новой редакции" w:date="2026-10-14T13:28:00Z">
+      <w:del w:id="11" w:author="Проект новой редакции" w:date="2026-10-23T13:54:00Z">
         <w:r>
           <w:rPr>
             <w:rFonts w:ascii="Arial" w:hAnsi="Arial" w:cs="Arial"/>
@@ -1533,7 +1533,7 @@
         </w:rPr>
         <w:t xml:space="preserve">Штатным сотрудникам предоставляется ежегодный трудовой отпуск продолжительностью не более </w:t>
       </w:r>
-      <w:ins w:id="12" w:author="Проект новой редакции" w:date="2026-10-14T13:28:00Z">
+      <w:ins w:id="12" w:author="Проект новой редакции" w:date="2026-10-23T13:54:00Z">
         <w:r>
           <w:rPr>
             <w:rFonts w:ascii="Arial" w:hAnsi="Arial" w:cs="Arial"/>
@@ -1544,7 +1544,7 @@
           <w:t>20</w:t>
         </w:r>
       </w:ins>
-      <w:del w:id="13" w:author="Проект новой редакции" w:date="2026-10-14T13:28:00Z">
+      <w:del w:id="13" w:author="Проект новой редакции" w:date="2026-10-23T13:54:00Z">
         <w:r>
           <w:rPr>
             <w:rFonts w:ascii="Arial" w:hAnsi="Arial" w:cs="Arial"/>
@@ -1778,7 +1778,7 @@
         </w:rPr>
         <w:t xml:space="preserve">Отпуск </w:t>
       </w:r>
-      <w:ins w:id="14" w:author="Проект новой редакции" w:date="2026-10-14T13:28:00Z">
+      <w:ins w:id="14" w:author="Проект новой редакции" w:date="2026-10-23T13:54:00Z">
         <w:r>
           <w:rPr>
             <w:rFonts w:ascii="Arial" w:hAnsi="Arial" w:cs="Arial"/>
@@ -1789,7 +1789,7 @@
           <w:t>Верховному попечителю предоставляется</w:t>
         </w:r>
       </w:ins>
-      <w:del w:id="15" w:author="Проект новой редакции" w:date="2026-10-14T13:28:00Z">
+      <w:del w:id="15" w:author="Проект новой редакции" w:date="2026-10-23T13:54:00Z">
         <w:r>
           <w:rPr>
             <w:rFonts w:ascii="Arial" w:hAnsi="Arial" w:cs="Arial"/>
@@ -1809,7 +1809,7 @@
         </w:rPr>
         <w:t xml:space="preserve"> по согласованию с </w:t>
       </w:r>
-      <w:ins w:id="16" w:author="Проект новой редакции" w:date="2026-10-14T13:28:00Z">
+      <w:ins w:id="16" w:author="Проект новой редакции" w:date="2026-10-23T13:54:00Z">
         <w:r>
           <w:rPr>
             <w:rFonts w:ascii="Arial" w:hAnsi="Arial" w:cs="Arial"/>
@@ -1838,7 +1838,7 @@
           <w:t xml:space="preserve"> по согласованию с Верховным попечителем</w:t>
         </w:r>
       </w:ins>
-      <w:del w:id="17" w:author="Проект новой редакции" w:date="2026-10-14T13:28:00Z">
+      <w:del w:id="17" w:author="Проект новой редакции" w:date="2026-10-23T13:54:00Z">
         <w:r>
           <w:rPr>
             <w:rFonts w:ascii="Arial" w:hAnsi="Arial" w:cs="Arial"/>
@@ -2115,7 +2115,7 @@
           <w:lang w:val="ru-RU"/>
         </w:rPr>
       </w:pPr>
-      <w:ins w:id="18" w:author="Проект новой редакции" w:date="2026-10-14T13:28:00Z">
+      <w:ins w:id="18" w:author="Проект новой редакции" w:date="2026-10-23T13:54:00Z">
         <w:r>
           <w:rPr>
             <w:rFonts w:ascii="Arial" w:hAnsi="Arial" w:cs="Arial"/>
@@ -2126,7 +2126,7 @@
           <w:t>Верховный попечитель направляется</w:t>
         </w:r>
       </w:ins>
-      <w:del w:id="19" w:author="Проект новой редакции" w:date="2026-10-14T13:28:00Z">
+      <w:del w:id="19" w:author="Проект новой редакции" w:date="2026-10-23T13:54:00Z">
         <w:r>
           <w:rPr>
             <w:rFonts w:ascii="Arial" w:hAnsi="Arial" w:cs="Arial"/>
@@ -2156,7 +2156,7 @@
         <w:lastRenderedPageBreak/>
         <w:t xml:space="preserve">согласованию с </w:t>
       </w:r>
-      <w:ins w:id="20" w:author="Проект новой редакции" w:date="2026-10-14T13:28:00Z">
+      <w:ins w:id="20" w:author="Проект новой редакции" w:date="2026-10-23T13:54:00Z">
         <w:r>
           <w:rPr>
             <w:rFonts w:ascii="Arial" w:hAnsi="Arial" w:cs="Arial"/>
@@ -2185,7 +2185,7 @@
           <w:t xml:space="preserve"> по согласованию с Верховным попечителем</w:t>
         </w:r>
       </w:ins>
-      <w:del w:id="21" w:author="Проект новой редакции" w:date="2026-10-14T13:28:00Z">
+      <w:del w:id="21" w:author="Проект новой редакции" w:date="2026-10-23T13:54:00Z">
         <w:r>
           <w:rPr>
             <w:rFonts w:ascii="Arial" w:hAnsi="Arial" w:cs="Arial"/>
@@ -2227,7 +2227,7 @@
         </w:rPr>
         <w:t xml:space="preserve">Главный исполнительный директор направляется в командировки </w:t>
       </w:r>
-      <w:ins w:id="22" w:author="Проект новой редакции" w:date="2026-10-14T13:28:00Z">
+      <w:ins w:id="22" w:author="Проект новой редакции" w:date="2026-10-23T13:54:00Z">
         <w:r>
           <w:rPr>
             <w:rFonts w:ascii="Arial" w:hAnsi="Arial" w:cs="Arial"/>
@@ -2238,7 +2238,7 @@
           <w:t>на основании собственного приказа. О зарубежных командировках Главный исполнительный директор уведомляет Верховного попечителя</w:t>
         </w:r>
       </w:ins>
-      <w:del w:id="23" w:author="Проект новой редакции" w:date="2026-10-14T13:28:00Z">
+      <w:del w:id="23" w:author="Проект новой редакции" w:date="2026-10-23T13:54:00Z">
         <w:r>
           <w:rPr>
             <w:rFonts w:ascii="Arial" w:hAnsi="Arial" w:cs="Arial"/>
@@ -2438,7 +2438,7 @@
         <w:ind w:firstLine="851"/>
         <w:jc w:val="center"/>
         <w:rPr>
-          <w:ins w:id="24" w:author="Проект новой редакции" w:date="2026-10-14T13:28:00Z"/>
+          <w:ins w:id="24" w:author="Проект новой редакции" w:date="2026-10-23T13:54:00Z"/>
           <w:rFonts w:ascii="Arial" w:hAnsi="Arial" w:cs="Arial"/>
           <w:b/>
           <w:sz w:val="28"/>
@@ -2446,7 +2446,7 @@
           <w:lang w:val="ru-RU"/>
         </w:rPr>
       </w:pPr>
-      <w:ins w:id="25" w:author="Проект новой редакции" w:date="2026-10-14T13:28:00Z">
+      <w:ins w:id="25" w:author="Проект новой редакции" w:date="2026-10-23T13:54:00Z">
         <w:r>
           <w:rPr>
             <w:rFonts w:ascii="Arial" w:hAnsi="Arial" w:cs="Arial"/>
@@ -2465,14 +2465,14 @@
         <w:ind w:firstLine="851"/>
         <w:jc w:val="both"/>
         <w:rPr>
-          <w:ins w:id="26" w:author="Проект новой редакции" w:date="2026-10-14T13:28:00Z"/>
-          <w:rFonts w:ascii="Arial" w:hAnsi="Arial" w:cs="Arial"/>
-          <w:sz w:val="28"/>
-          <w:szCs w:val="28"/>
-          <w:lang w:val="ru-RU"/>
-        </w:rPr>
-      </w:pPr>
-      <w:ins w:id="27" w:author="Проект новой редакции" w:date="2026-10-14T13:28:00Z">
+          <w:ins w:id="26" w:author="Проект новой редакции" w:date="2026-10-23T13:54:00Z"/>
+          <w:rFonts w:ascii="Arial" w:hAnsi="Arial" w:cs="Arial"/>
+          <w:sz w:val="28"/>
+          <w:szCs w:val="28"/>
+          <w:lang w:val="ru-RU"/>
+        </w:rPr>
+      </w:pPr>
+      <w:ins w:id="27" w:author="Проект новой редакции" w:date="2026-10-23T13:54:00Z">
         <w:r>
           <w:rPr>
             <w:rFonts w:ascii="Arial" w:hAnsi="Arial" w:cs="Arial"/>
@@ -2507,7 +2507,16 @@
             <w:szCs w:val="28"/>
             <w:lang w:val="ru-RU"/>
           </w:rPr>
-          <w:t>Заместитель Главного исполнительного директора по стратегии и проектам (пункт 8.9 Положения ЦАКФ)</w:t>
+          <w:t>Заместитель Главного исполнительного директора</w:t>
+        </w:r>
+        <w:r>
+          <w:rPr>
+            <w:rFonts w:ascii="Arial" w:hAnsi="Arial" w:cs="Arial"/>
+            <w:sz w:val="28"/>
+            <w:szCs w:val="28"/>
+            <w:lang w:val="ru-RU"/>
+          </w:rPr>
+          <w:t xml:space="preserve"> (пункт 8.9 Положения ЦАКФ)</w:t>
         </w:r>
         <w:r>
           <w:rPr>
@@ -2526,14 +2535,14 @@
         <w:ind w:firstLine="851"/>
         <w:jc w:val="both"/>
         <w:rPr>
-          <w:ins w:id="28" w:author="Проект новой редакции" w:date="2026-10-14T13:28:00Z"/>
-          <w:rFonts w:ascii="Arial" w:hAnsi="Arial" w:cs="Arial"/>
-          <w:sz w:val="28"/>
-          <w:szCs w:val="28"/>
-          <w:lang w:val="ru-RU"/>
-        </w:rPr>
-      </w:pPr>
-      <w:ins w:id="29" w:author="Проект новой редакции" w:date="2026-10-14T13:28:00Z">
+          <w:ins w:id="28" w:author="Проект новой редакции" w:date="2026-10-23T13:54:00Z"/>
+          <w:rFonts w:ascii="Arial" w:hAnsi="Arial" w:cs="Arial"/>
+          <w:sz w:val="28"/>
+          <w:szCs w:val="28"/>
+          <w:lang w:val="ru-RU"/>
+        </w:rPr>
+      </w:pPr>
+      <w:ins w:id="29" w:author="Проект новой редакции" w:date="2026-10-23T13:54:00Z">
         <w:r>
           <w:rPr>
             <w:rFonts w:ascii="Arial" w:hAnsi="Arial" w:cs="Arial"/>
@@ -2578,7 +2587,25 @@
             <w:szCs w:val="28"/>
             <w:lang w:val="ru-RU"/>
           </w:rPr>
-          <w:t>Главный исполнительный директор или Заместитель Главного исполнительного директора по стратегии и проектам –</w:t>
+          <w:t xml:space="preserve">Главный исполнительный директор или </w:t>
+        </w:r>
+        <w:r>
+          <w:rPr>
+            <w:rFonts w:ascii="Arial" w:hAnsi="Arial" w:cs="Arial"/>
+            <w:sz w:val="28"/>
+            <w:szCs w:val="28"/>
+            <w:lang w:val="ru-RU"/>
+          </w:rPr>
+          <w:t>Заместитель Главного исполнительного директора</w:t>
+        </w:r>
+        <w:r>
+          <w:rPr>
+            <w:rFonts w:ascii="Arial" w:hAnsi="Arial" w:cs="Arial"/>
+            <w:sz w:val="28"/>
+            <w:szCs w:val="28"/>
+            <w:lang w:val="ru-RU"/>
+          </w:rPr>
+          <w:t xml:space="preserve"> –</w:t>
         </w:r>
         <w:r>
           <w:rPr>
@@ -2597,14 +2624,14 @@
         <w:ind w:firstLine="851"/>
         <w:jc w:val="both"/>
         <w:rPr>
-          <w:ins w:id="30" w:author="Проект новой редакции" w:date="2026-10-14T13:28:00Z"/>
-          <w:rFonts w:ascii="Arial" w:hAnsi="Arial" w:cs="Arial"/>
-          <w:sz w:val="28"/>
-          <w:szCs w:val="28"/>
-          <w:lang w:val="ru-RU"/>
-        </w:rPr>
-      </w:pPr>
-      <w:ins w:id="31" w:author="Проект новой редакции" w:date="2026-10-14T13:28:00Z">
+          <w:ins w:id="30" w:author="Проект новой редакции" w:date="2026-10-23T13:54:00Z"/>
+          <w:rFonts w:ascii="Arial" w:hAnsi="Arial" w:cs="Arial"/>
+          <w:sz w:val="28"/>
+          <w:szCs w:val="28"/>
+          <w:lang w:val="ru-RU"/>
+        </w:rPr>
+      </w:pPr>
+      <w:ins w:id="31" w:author="Проект новой редакции" w:date="2026-10-23T13:54:00Z">
         <w:r>
           <w:rPr>
             <w:rFonts w:ascii="Arial" w:hAnsi="Arial" w:cs="Arial"/>
@@ -2622,14 +2649,14 @@
         <w:ind w:firstLine="851"/>
         <w:jc w:val="both"/>
         <w:rPr>
-          <w:ins w:id="32" w:author="Проект новой редакции" w:date="2026-10-14T13:28:00Z"/>
-          <w:rFonts w:ascii="Arial" w:hAnsi="Arial" w:cs="Arial"/>
-          <w:sz w:val="28"/>
-          <w:szCs w:val="28"/>
-          <w:lang w:val="ru-RU"/>
-        </w:rPr>
-      </w:pPr>
-      <w:ins w:id="33" w:author="Проект новой редакции" w:date="2026-10-14T13:28:00Z">
+          <w:ins w:id="32" w:author="Проект новой редакции" w:date="2026-10-23T13:54:00Z"/>
+          <w:rFonts w:ascii="Arial" w:hAnsi="Arial" w:cs="Arial"/>
+          <w:sz w:val="28"/>
+          <w:szCs w:val="28"/>
+          <w:lang w:val="ru-RU"/>
+        </w:rPr>
+      </w:pPr>
+      <w:ins w:id="33" w:author="Проект новой редакции" w:date="2026-10-23T13:54:00Z">
         <w:r>
           <w:rPr>
             <w:rFonts w:ascii="Arial" w:hAnsi="Arial" w:cs="Arial"/>
@@ -3022,7 +3049,6 @@
           <w:szCs w:val="28"/>
           <w:lang w:val="ru-RU"/>
         </w:rPr>
-        <w:lastRenderedPageBreak/>
         <w:t>За добросовестный труд и достижения могут применяться формы поощрения: благодарности, премии, повышение.</w:t>
       </w:r>
     </w:p>
@@ -3045,6 +3071,7 @@
           <w:szCs w:val="28"/>
           <w:lang w:val="ru-RU"/>
         </w:rPr>
+        <w:lastRenderedPageBreak/>
         <w:t xml:space="preserve">За нарушение трудовой дисциплины или внутренних регламентов применяются меры взыскания в соответствии с </w:t>
       </w:r>
       <w:r>
@@ -3516,7 +3543,7 @@
         </w:rPr>
         <w:t>Управляющим Советом ЦАКФ соответствующего протокола</w:t>
       </w:r>
-      <w:ins w:id="34" w:author="Проект новой редакции" w:date="2026-10-14T13:28:00Z">
+      <w:ins w:id="34" w:author="Проект новой редакции" w:date="2026-10-23T13:54:00Z">
         <w:r>
           <w:rPr>
             <w:rFonts w:ascii="Arial" w:hAnsi="Arial" w:cs="Arial"/>
@@ -3527,7 +3554,7 @@
           <w:t xml:space="preserve"> и истечения срока для возражений Верховного попечителя (пункт 3.11 Положения ЦАКФ).</w:t>
         </w:r>
       </w:ins>
-      <w:del w:id="35" w:author="Проект новой редакции" w:date="2026-10-14T13:28:00Z">
+      <w:del w:id="35" w:author="Проект новой редакции" w:date="2026-10-23T13:54:00Z">
         <w:r>
           <w:rPr>
             <w:rFonts w:ascii="Arial" w:hAnsi="Arial" w:cs="Arial"/>
@@ -15132,10 +15159,40 @@
     <w:hidden/>
     <w:uiPriority w:val="99"/>
     <w:semiHidden/>
-    <w:rsid w:val="000D4804"/>
+    <w:rsid w:val="00415910"/>
     <w:pPr>
       <w:spacing w:after="0" w:line="240" w:lineRule="auto"/>
     </w:pPr>
+  </w:style>
+  <w:style w:type="paragraph" w:styleId="aff9">
+    <w:name w:val="Balloon Text"/>
+    <w:basedOn w:val="a1"/>
+    <w:link w:val="affa"/>
+    <w:uiPriority w:val="99"/>
+    <w:semiHidden/>
+    <w:unhideWhenUsed/>
+    <w:rsid w:val="00415910"/>
+    <w:pPr>
+      <w:spacing w:after="0" w:line="240" w:lineRule="auto"/>
+    </w:pPr>
+    <w:rPr>
+      <w:rFonts w:ascii="Segoe UI" w:hAnsi="Segoe UI" w:cs="Segoe UI"/>
+      <w:sz w:val="18"/>
+      <w:szCs w:val="18"/>
+    </w:rPr>
+  </w:style>
+  <w:style w:type="character" w:customStyle="1" w:styleId="affa">
+    <w:name w:val="Текст выноски Знак"/>
+    <w:basedOn w:val="a2"/>
+    <w:link w:val="aff9"/>
+    <w:uiPriority w:val="99"/>
+    <w:semiHidden/>
+    <w:rsid w:val="00415910"/>
+    <w:rPr>
+      <w:rFonts w:ascii="Segoe UI" w:hAnsi="Segoe UI" w:cs="Segoe UI"/>
+      <w:sz w:val="18"/>
+      <w:szCs w:val="18"/>
+    </w:rPr>
   </w:style>
 </w:styles>
 </file>
@@ -15465,7 +15522,7 @@
 </file>
 
 <file path=customXml/itemProps1.xml><?xml version="1.0" encoding="utf-8"?>
-<ds:datastoreItem xmlns:ds="http://schemas.openxmlformats.org/officeDocument/2006/customXml" ds:itemID="{B7F7B052-EA88-4ABC-9CB2-6BC7EB1E53C2}">
+<ds:datastoreItem xmlns:ds="http://schemas.openxmlformats.org/officeDocument/2006/customXml" ds:itemID="{9A0F7E46-3274-46CF-85B7-E1F7B94A6150}">
   <ds:schemaRefs>
     <ds:schemaRef ds:uri="http://schemas.openxmlformats.org/officeDocument/2006/bibliography"/>
   </ds:schemaRefs>

--- a/Устав/_документы/С выделением — Кадровая политика.docx
+++ b/Устав/_документы/С выделением — Кадровая политика.docx
@@ -15,7 +15,7 @@
       </w:pPr>
       <w:bookmarkStart w:id="0" w:name="_GoBack"/>
       <w:bookmarkEnd w:id="0"/>
-      <w:ins w:id="1" w:author="Проект новой редакции" w:date="2026-10-23T13:54:00Z">
+      <w:ins w:id="1" w:author="Проект новой редакции" w:date="2026-10-29T11:52:00Z">
         <w:r>
           <w:rPr>
             <w:rFonts w:ascii="Arial" w:hAnsi="Arial" w:cs="Arial"/>
@@ -197,7 +197,7 @@
       <w:pPr>
         <w:spacing w:after="0"/>
         <w:rPr>
-          <w:ins w:id="2" w:author="Проект новой редакции" w:date="2026-10-23T13:54:00Z"/>
+          <w:ins w:id="2" w:author="Проект новой редакции" w:date="2026-10-29T11:52:00Z"/>
           <w:rFonts w:ascii="Arial" w:hAnsi="Arial" w:cs="Arial"/>
           <w:b/>
           <w:bCs/>
@@ -206,7 +206,7 @@
           <w:lang w:val="ru-RU"/>
         </w:rPr>
       </w:pPr>
-      <w:ins w:id="3" w:author="Проект новой редакции" w:date="2026-10-23T13:54:00Z">
+      <w:ins w:id="3" w:author="Проект новой редакции" w:date="2026-10-29T11:52:00Z">
         <w:r>
           <w:rPr>
             <w:rFonts w:ascii="Arial" w:hAnsi="Arial" w:cs="Arial"/>
@@ -488,7 +488,7 @@
         </w:rPr>
         <w:t xml:space="preserve">Астана </w:t>
       </w:r>
-      <w:ins w:id="4" w:author="Проект новой редакции" w:date="2026-10-23T13:54:00Z">
+      <w:ins w:id="4" w:author="Проект новой редакции" w:date="2026-10-29T11:52:00Z">
         <w:r>
           <w:rPr>
             <w:rFonts w:ascii="Arial" w:hAnsi="Arial" w:cs="Arial"/>
@@ -501,7 +501,7 @@
           <w:t>2026</w:t>
         </w:r>
       </w:ins>
-      <w:del w:id="5" w:author="Проект новой редакции" w:date="2026-10-23T13:54:00Z">
+      <w:del w:id="5" w:author="Проект новой редакции" w:date="2026-10-29T11:52:00Z">
         <w:r>
           <w:rPr>
             <w:rFonts w:ascii="Arial" w:hAnsi="Arial" w:cs="Arial"/>
@@ -1037,7 +1037,7 @@
           <w:lang w:val="ru-RU"/>
         </w:rPr>
       </w:pPr>
-      <w:ins w:id="6" w:author="Проект новой редакции" w:date="2026-10-23T13:54:00Z">
+      <w:ins w:id="6" w:author="Проект новой редакции" w:date="2026-10-29T11:52:00Z">
         <w:r>
           <w:rPr>
             <w:rFonts w:ascii="Arial" w:hAnsi="Arial" w:cs="Arial"/>
@@ -1066,7 +1066,7 @@
           <w:t xml:space="preserve"> Верховным попечителем</w:t>
         </w:r>
       </w:ins>
-      <w:del w:id="7" w:author="Проект новой редакции" w:date="2026-10-23T13:54:00Z">
+      <w:del w:id="7" w:author="Проект новой редакции" w:date="2026-10-29T11:52:00Z">
         <w:r>
           <w:rPr>
             <w:rFonts w:ascii="Arial" w:hAnsi="Arial" w:cs="Arial"/>
@@ -1130,7 +1130,7 @@
         </w:rPr>
         <w:t xml:space="preserve">Штатные и </w:t>
       </w:r>
-      <w:ins w:id="8" w:author="Проект новой редакции" w:date="2026-10-23T13:54:00Z">
+      <w:ins w:id="8" w:author="Проект новой редакции" w:date="2026-10-29T11:52:00Z">
         <w:r>
           <w:rPr>
             <w:rFonts w:ascii="Arial" w:hAnsi="Arial" w:cs="Arial"/>
@@ -1141,7 +1141,7 @@
           <w:t>внештатные</w:t>
         </w:r>
       </w:ins>
-      <w:del w:id="9" w:author="Проект новой редакции" w:date="2026-10-23T13:54:00Z">
+      <w:del w:id="9" w:author="Проект новой редакции" w:date="2026-10-29T11:52:00Z">
         <w:r>
           <w:rPr>
             <w:rFonts w:ascii="Arial" w:hAnsi="Arial" w:cs="Arial"/>
@@ -1170,7 +1170,7 @@
         </w:rPr>
         <w:t xml:space="preserve">ом, </w:t>
       </w:r>
-      <w:ins w:id="10" w:author="Проект новой редакции" w:date="2026-10-23T13:54:00Z">
+      <w:ins w:id="10" w:author="Проект новой редакции" w:date="2026-10-29T11:52:00Z">
         <w:r>
           <w:rPr>
             <w:rFonts w:ascii="Arial" w:hAnsi="Arial" w:cs="Arial"/>
@@ -1181,7 +1181,7 @@
           <w:t>Председателем</w:t>
         </w:r>
       </w:ins>
-      <w:del w:id="11" w:author="Проект новой редакции" w:date="2026-10-23T13:54:00Z">
+      <w:del w:id="11" w:author="Проект новой редакции" w:date="2026-10-29T11:52:00Z">
         <w:r>
           <w:rPr>
             <w:rFonts w:ascii="Arial" w:hAnsi="Arial" w:cs="Arial"/>
@@ -1533,7 +1533,7 @@
         </w:rPr>
         <w:t xml:space="preserve">Штатным сотрудникам предоставляется ежегодный трудовой отпуск продолжительностью не более </w:t>
       </w:r>
-      <w:ins w:id="12" w:author="Проект новой редакции" w:date="2026-10-23T13:54:00Z">
+      <w:ins w:id="12" w:author="Проект новой редакции" w:date="2026-10-29T11:52:00Z">
         <w:r>
           <w:rPr>
             <w:rFonts w:ascii="Arial" w:hAnsi="Arial" w:cs="Arial"/>
@@ -1544,7 +1544,7 @@
           <w:t>20</w:t>
         </w:r>
       </w:ins>
-      <w:del w:id="13" w:author="Проект новой редакции" w:date="2026-10-23T13:54:00Z">
+      <w:del w:id="13" w:author="Проект новой редакции" w:date="2026-10-29T11:52:00Z">
         <w:r>
           <w:rPr>
             <w:rFonts w:ascii="Arial" w:hAnsi="Arial" w:cs="Arial"/>
@@ -1778,7 +1778,7 @@
         </w:rPr>
         <w:t xml:space="preserve">Отпуск </w:t>
       </w:r>
-      <w:ins w:id="14" w:author="Проект новой редакции" w:date="2026-10-23T13:54:00Z">
+      <w:ins w:id="14" w:author="Проект новой редакции" w:date="2026-10-29T11:52:00Z">
         <w:r>
           <w:rPr>
             <w:rFonts w:ascii="Arial" w:hAnsi="Arial" w:cs="Arial"/>
@@ -1789,7 +1789,7 @@
           <w:t>Верховному попечителю предоставляется</w:t>
         </w:r>
       </w:ins>
-      <w:del w:id="15" w:author="Проект новой редакции" w:date="2026-10-23T13:54:00Z">
+      <w:del w:id="15" w:author="Проект новой редакции" w:date="2026-10-29T11:52:00Z">
         <w:r>
           <w:rPr>
             <w:rFonts w:ascii="Arial" w:hAnsi="Arial" w:cs="Arial"/>
@@ -1809,7 +1809,7 @@
         </w:rPr>
         <w:t xml:space="preserve"> по согласованию с </w:t>
       </w:r>
-      <w:ins w:id="16" w:author="Проект новой редакции" w:date="2026-10-23T13:54:00Z">
+      <w:ins w:id="16" w:author="Проект новой редакции" w:date="2026-10-29T11:52:00Z">
         <w:r>
           <w:rPr>
             <w:rFonts w:ascii="Arial" w:hAnsi="Arial" w:cs="Arial"/>
@@ -1838,7 +1838,7 @@
           <w:t xml:space="preserve"> по согласованию с Верховным попечителем</w:t>
         </w:r>
       </w:ins>
-      <w:del w:id="17" w:author="Проект новой редакции" w:date="2026-10-23T13:54:00Z">
+      <w:del w:id="17" w:author="Проект новой редакции" w:date="2026-10-29T11:52:00Z">
         <w:r>
           <w:rPr>
             <w:rFonts w:ascii="Arial" w:hAnsi="Arial" w:cs="Arial"/>
@@ -2115,7 +2115,7 @@
           <w:lang w:val="ru-RU"/>
         </w:rPr>
       </w:pPr>
-      <w:ins w:id="18" w:author="Проект новой редакции" w:date="2026-10-23T13:54:00Z">
+      <w:ins w:id="18" w:author="Проект новой редакции" w:date="2026-10-29T11:52:00Z">
         <w:r>
           <w:rPr>
             <w:rFonts w:ascii="Arial" w:hAnsi="Arial" w:cs="Arial"/>
@@ -2126,7 +2126,7 @@
           <w:t>Верховный попечитель направляется</w:t>
         </w:r>
       </w:ins>
-      <w:del w:id="19" w:author="Проект новой редакции" w:date="2026-10-23T13:54:00Z">
+      <w:del w:id="19" w:author="Проект новой редакции" w:date="2026-10-29T11:52:00Z">
         <w:r>
           <w:rPr>
             <w:rFonts w:ascii="Arial" w:hAnsi="Arial" w:cs="Arial"/>
@@ -2144,19 +2144,9 @@
           <w:szCs w:val="28"/>
           <w:lang w:val="ru-RU"/>
         </w:rPr>
-        <w:t xml:space="preserve"> в командировки по </w:t>
-      </w:r>
-      <w:r>
-        <w:rPr>
-          <w:rFonts w:ascii="Arial" w:hAnsi="Arial" w:cs="Arial"/>
-          <w:sz w:val="28"/>
-          <w:szCs w:val="28"/>
-          <w:lang w:val="ru-RU"/>
-        </w:rPr>
-        <w:lastRenderedPageBreak/>
-        <w:t xml:space="preserve">согласованию с </w:t>
-      </w:r>
-      <w:ins w:id="20" w:author="Проект новой редакции" w:date="2026-10-23T13:54:00Z">
+        <w:t xml:space="preserve"> в командировки по согласованию с </w:t>
+      </w:r>
+      <w:ins w:id="20" w:author="Проект новой редакции" w:date="2026-10-29T11:52:00Z">
         <w:r>
           <w:rPr>
             <w:rFonts w:ascii="Arial" w:hAnsi="Arial" w:cs="Arial"/>
@@ -2185,7 +2175,7 @@
           <w:t xml:space="preserve"> по согласованию с Верховным попечителем</w:t>
         </w:r>
       </w:ins>
-      <w:del w:id="21" w:author="Проект новой редакции" w:date="2026-10-23T13:54:00Z">
+      <w:del w:id="21" w:author="Проект новой редакции" w:date="2026-10-29T11:52:00Z">
         <w:r>
           <w:rPr>
             <w:rFonts w:ascii="Arial" w:hAnsi="Arial" w:cs="Arial"/>
@@ -2227,7 +2217,7 @@
         </w:rPr>
         <w:t xml:space="preserve">Главный исполнительный директор направляется в командировки </w:t>
       </w:r>
-      <w:ins w:id="22" w:author="Проект новой редакции" w:date="2026-10-23T13:54:00Z">
+      <w:ins w:id="22" w:author="Проект новой редакции" w:date="2026-10-29T11:52:00Z">
         <w:r>
           <w:rPr>
             <w:rFonts w:ascii="Arial" w:hAnsi="Arial" w:cs="Arial"/>
@@ -2238,7 +2228,7 @@
           <w:t>на основании собственного приказа. О зарубежных командировках Главный исполнительный директор уведомляет Верховного попечителя</w:t>
         </w:r>
       </w:ins>
-      <w:del w:id="23" w:author="Проект новой редакции" w:date="2026-10-23T13:54:00Z">
+      <w:del w:id="23" w:author="Проект новой редакции" w:date="2026-10-29T11:52:00Z">
         <w:r>
           <w:rPr>
             <w:rFonts w:ascii="Arial" w:hAnsi="Arial" w:cs="Arial"/>
@@ -2438,7 +2428,7 @@
         <w:ind w:firstLine="851"/>
         <w:jc w:val="center"/>
         <w:rPr>
-          <w:ins w:id="24" w:author="Проект новой редакции" w:date="2026-10-23T13:54:00Z"/>
+          <w:ins w:id="24" w:author="Проект новой редакции" w:date="2026-10-29T11:52:00Z"/>
           <w:rFonts w:ascii="Arial" w:hAnsi="Arial" w:cs="Arial"/>
           <w:b/>
           <w:sz w:val="28"/>
@@ -2446,7 +2436,7 @@
           <w:lang w:val="ru-RU"/>
         </w:rPr>
       </w:pPr>
-      <w:ins w:id="25" w:author="Проект новой редакции" w:date="2026-10-23T13:54:00Z">
+      <w:ins w:id="25" w:author="Проект новой редакции" w:date="2026-10-29T11:52:00Z">
         <w:r>
           <w:rPr>
             <w:rFonts w:ascii="Arial" w:hAnsi="Arial" w:cs="Arial"/>
@@ -2465,14 +2455,14 @@
         <w:ind w:firstLine="851"/>
         <w:jc w:val="both"/>
         <w:rPr>
-          <w:ins w:id="26" w:author="Проект новой редакции" w:date="2026-10-23T13:54:00Z"/>
-          <w:rFonts w:ascii="Arial" w:hAnsi="Arial" w:cs="Arial"/>
-          <w:sz w:val="28"/>
-          <w:szCs w:val="28"/>
-          <w:lang w:val="ru-RU"/>
-        </w:rPr>
-      </w:pPr>
-      <w:ins w:id="27" w:author="Проект новой редакции" w:date="2026-10-23T13:54:00Z">
+          <w:ins w:id="26" w:author="Проект новой редакции" w:date="2026-10-29T11:52:00Z"/>
+          <w:rFonts w:ascii="Arial" w:hAnsi="Arial" w:cs="Arial"/>
+          <w:sz w:val="28"/>
+          <w:szCs w:val="28"/>
+          <w:lang w:val="ru-RU"/>
+        </w:rPr>
+      </w:pPr>
+      <w:ins w:id="27" w:author="Проект новой редакции" w:date="2026-10-29T11:52:00Z">
         <w:r>
           <w:rPr>
             <w:rFonts w:ascii="Arial" w:hAnsi="Arial" w:cs="Arial"/>
@@ -2535,14 +2525,14 @@
         <w:ind w:firstLine="851"/>
         <w:jc w:val="both"/>
         <w:rPr>
-          <w:ins w:id="28" w:author="Проект новой редакции" w:date="2026-10-23T13:54:00Z"/>
-          <w:rFonts w:ascii="Arial" w:hAnsi="Arial" w:cs="Arial"/>
-          <w:sz w:val="28"/>
-          <w:szCs w:val="28"/>
-          <w:lang w:val="ru-RU"/>
-        </w:rPr>
-      </w:pPr>
-      <w:ins w:id="29" w:author="Проект новой редакции" w:date="2026-10-23T13:54:00Z">
+          <w:ins w:id="28" w:author="Проект новой редакции" w:date="2026-10-29T11:52:00Z"/>
+          <w:rFonts w:ascii="Arial" w:hAnsi="Arial" w:cs="Arial"/>
+          <w:sz w:val="28"/>
+          <w:szCs w:val="28"/>
+          <w:lang w:val="ru-RU"/>
+        </w:rPr>
+      </w:pPr>
+      <w:ins w:id="29" w:author="Проект новой редакции" w:date="2026-10-29T11:52:00Z">
         <w:r>
           <w:rPr>
             <w:rFonts w:ascii="Arial" w:hAnsi="Arial" w:cs="Arial"/>
@@ -2550,17 +2540,7 @@
             <w:szCs w:val="28"/>
             <w:lang w:val="ru-RU"/>
           </w:rPr>
-          <w:t xml:space="preserve">2. На период временного отсутствия члена Управляющего совета (отпуск, болезнь, командировка и иные случаи), когда необходимо исполнение его обязанностей, их исполняет другой </w:t>
-        </w:r>
-        <w:r>
-          <w:rPr>
-            <w:rFonts w:ascii="Arial" w:hAnsi="Arial" w:cs="Arial"/>
-            <w:sz w:val="28"/>
-            <w:szCs w:val="28"/>
-            <w:lang w:val="ru-RU"/>
-          </w:rPr>
-          <w:lastRenderedPageBreak/>
-          <w:t xml:space="preserve">член Управляющего совета </w:t>
+          <w:t xml:space="preserve">2. На период временного отсутствия члена Управляющего совета (отпуск, болезнь, командировка и иные случаи), когда необходимо исполнение его обязанностей, их исполняет другой член Управляющего совета </w:t>
         </w:r>
         <w:r>
           <w:rPr>
@@ -2624,14 +2604,14 @@
         <w:ind w:firstLine="851"/>
         <w:jc w:val="both"/>
         <w:rPr>
-          <w:ins w:id="30" w:author="Проект новой редакции" w:date="2026-10-23T13:54:00Z"/>
-          <w:rFonts w:ascii="Arial" w:hAnsi="Arial" w:cs="Arial"/>
-          <w:sz w:val="28"/>
-          <w:szCs w:val="28"/>
-          <w:lang w:val="ru-RU"/>
-        </w:rPr>
-      </w:pPr>
-      <w:ins w:id="31" w:author="Проект новой редакции" w:date="2026-10-23T13:54:00Z">
+          <w:ins w:id="30" w:author="Проект новой редакции" w:date="2026-10-29T11:52:00Z"/>
+          <w:rFonts w:ascii="Arial" w:hAnsi="Arial" w:cs="Arial"/>
+          <w:sz w:val="28"/>
+          <w:szCs w:val="28"/>
+          <w:lang w:val="ru-RU"/>
+        </w:rPr>
+      </w:pPr>
+      <w:ins w:id="31" w:author="Проект новой редакции" w:date="2026-10-29T11:52:00Z">
         <w:r>
           <w:rPr>
             <w:rFonts w:ascii="Arial" w:hAnsi="Arial" w:cs="Arial"/>
@@ -2649,14 +2629,14 @@
         <w:ind w:firstLine="851"/>
         <w:jc w:val="both"/>
         <w:rPr>
-          <w:ins w:id="32" w:author="Проект новой редакции" w:date="2026-10-23T13:54:00Z"/>
-          <w:rFonts w:ascii="Arial" w:hAnsi="Arial" w:cs="Arial"/>
-          <w:sz w:val="28"/>
-          <w:szCs w:val="28"/>
-          <w:lang w:val="ru-RU"/>
-        </w:rPr>
-      </w:pPr>
-      <w:ins w:id="33" w:author="Проект новой редакции" w:date="2026-10-23T13:54:00Z">
+          <w:ins w:id="32" w:author="Проект новой редакции" w:date="2026-10-29T11:52:00Z"/>
+          <w:rFonts w:ascii="Arial" w:hAnsi="Arial" w:cs="Arial"/>
+          <w:sz w:val="28"/>
+          <w:szCs w:val="28"/>
+          <w:lang w:val="ru-RU"/>
+        </w:rPr>
+      </w:pPr>
+      <w:ins w:id="33" w:author="Проект новой редакции" w:date="2026-10-29T11:52:00Z">
         <w:r>
           <w:rPr>
             <w:rFonts w:ascii="Arial" w:hAnsi="Arial" w:cs="Arial"/>
@@ -3071,7 +3051,6 @@
           <w:szCs w:val="28"/>
           <w:lang w:val="ru-RU"/>
         </w:rPr>
-        <w:lastRenderedPageBreak/>
         <w:t xml:space="preserve">За нарушение трудовой дисциплины или внутренних регламентов применяются меры взыскания в соответствии с </w:t>
       </w:r>
       <w:r>
@@ -3543,7 +3522,7 @@
         </w:rPr>
         <w:t>Управляющим Советом ЦАКФ соответствующего протокола</w:t>
       </w:r>
-      <w:ins w:id="34" w:author="Проект новой редакции" w:date="2026-10-23T13:54:00Z">
+      <w:ins w:id="34" w:author="Проект новой редакции" w:date="2026-10-29T11:52:00Z">
         <w:r>
           <w:rPr>
             <w:rFonts w:ascii="Arial" w:hAnsi="Arial" w:cs="Arial"/>
@@ -3554,7 +3533,7 @@
           <w:t xml:space="preserve"> и истечения срока для возражений Верховного попечителя (пункт 3.11 Положения ЦАКФ).</w:t>
         </w:r>
       </w:ins>
-      <w:del w:id="35" w:author="Проект новой редакции" w:date="2026-10-23T13:54:00Z">
+      <w:del w:id="35" w:author="Проект новой редакции" w:date="2026-10-29T11:52:00Z">
         <w:r>
           <w:rPr>
             <w:rFonts w:ascii="Arial" w:hAnsi="Arial" w:cs="Arial"/>
@@ -15159,7 +15138,7 @@
     <w:hidden/>
     <w:uiPriority w:val="99"/>
     <w:semiHidden/>
-    <w:rsid w:val="00415910"/>
+    <w:rsid w:val="005F147B"/>
     <w:pPr>
       <w:spacing w:after="0" w:line="240" w:lineRule="auto"/>
     </w:pPr>
@@ -15171,7 +15150,7 @@
     <w:uiPriority w:val="99"/>
     <w:semiHidden/>
     <w:unhideWhenUsed/>
-    <w:rsid w:val="00415910"/>
+    <w:rsid w:val="005F147B"/>
     <w:pPr>
       <w:spacing w:after="0" w:line="240" w:lineRule="auto"/>
     </w:pPr>
@@ -15187,7 +15166,7 @@
     <w:link w:val="aff9"/>
     <w:uiPriority w:val="99"/>
     <w:semiHidden/>
-    <w:rsid w:val="00415910"/>
+    <w:rsid w:val="005F147B"/>
     <w:rPr>
       <w:rFonts w:ascii="Segoe UI" w:hAnsi="Segoe UI" w:cs="Segoe UI"/>
       <w:sz w:val="18"/>
@@ -15522,7 +15501,7 @@
 </file>
 
 <file path=customXml/itemProps1.xml><?xml version="1.0" encoding="utf-8"?>
-<ds:datastoreItem xmlns:ds="http://schemas.openxmlformats.org/officeDocument/2006/customXml" ds:itemID="{9A0F7E46-3274-46CF-85B7-E1F7B94A6150}">
+<ds:datastoreItem xmlns:ds="http://schemas.openxmlformats.org/officeDocument/2006/customXml" ds:itemID="{CE802375-087A-4EC1-80CE-1046803EC99C}">
   <ds:schemaRefs>
     <ds:schemaRef ds:uri="http://schemas.openxmlformats.org/officeDocument/2006/bibliography"/>
   </ds:schemaRefs>

--- a/Устав/_документы/С выделением — Кадровая политика.docx
+++ b/Устав/_документы/С выделением — Кадровая политика.docx
@@ -15,7 +15,7 @@
       </w:pPr>
       <w:bookmarkStart w:id="0" w:name="_GoBack"/>
       <w:bookmarkEnd w:id="0"/>
-      <w:ins w:id="1" w:author="Проект новой редакции" w:date="2026-10-29T11:52:00Z">
+      <w:ins w:id="1" w:author="Проект новой редакции" w:date="2026-10-29T12:18:00Z">
         <w:r>
           <w:rPr>
             <w:rFonts w:ascii="Arial" w:hAnsi="Arial" w:cs="Arial"/>
@@ -197,7 +197,7 @@
       <w:pPr>
         <w:spacing w:after="0"/>
         <w:rPr>
-          <w:ins w:id="2" w:author="Проект новой редакции" w:date="2026-10-29T11:52:00Z"/>
+          <w:ins w:id="2" w:author="Проект новой редакции" w:date="2026-10-29T12:18:00Z"/>
           <w:rFonts w:ascii="Arial" w:hAnsi="Arial" w:cs="Arial"/>
           <w:b/>
           <w:bCs/>
@@ -206,7 +206,7 @@
           <w:lang w:val="ru-RU"/>
         </w:rPr>
       </w:pPr>
-      <w:ins w:id="3" w:author="Проект новой редакции" w:date="2026-10-29T11:52:00Z">
+      <w:ins w:id="3" w:author="Проект новой редакции" w:date="2026-10-29T12:18:00Z">
         <w:r>
           <w:rPr>
             <w:rFonts w:ascii="Arial" w:hAnsi="Arial" w:cs="Arial"/>
@@ -488,7 +488,7 @@
         </w:rPr>
         <w:t xml:space="preserve">Астана </w:t>
       </w:r>
-      <w:ins w:id="4" w:author="Проект новой редакции" w:date="2026-10-29T11:52:00Z">
+      <w:ins w:id="4" w:author="Проект новой редакции" w:date="2026-10-29T12:18:00Z">
         <w:r>
           <w:rPr>
             <w:rFonts w:ascii="Arial" w:hAnsi="Arial" w:cs="Arial"/>
@@ -501,7 +501,7 @@
           <w:t>2026</w:t>
         </w:r>
       </w:ins>
-      <w:del w:id="5" w:author="Проект новой редакции" w:date="2026-10-29T11:52:00Z">
+      <w:del w:id="5" w:author="Проект новой редакции" w:date="2026-10-29T12:18:00Z">
         <w:r>
           <w:rPr>
             <w:rFonts w:ascii="Arial" w:hAnsi="Arial" w:cs="Arial"/>
@@ -1037,7 +1037,7 @@
           <w:lang w:val="ru-RU"/>
         </w:rPr>
       </w:pPr>
-      <w:ins w:id="6" w:author="Проект новой редакции" w:date="2026-10-29T11:52:00Z">
+      <w:ins w:id="6" w:author="Проект новой редакции" w:date="2026-10-29T12:18:00Z">
         <w:r>
           <w:rPr>
             <w:rFonts w:ascii="Arial" w:hAnsi="Arial" w:cs="Arial"/>
@@ -1066,7 +1066,7 @@
           <w:t xml:space="preserve"> Верховным попечителем</w:t>
         </w:r>
       </w:ins>
-      <w:del w:id="7" w:author="Проект новой редакции" w:date="2026-10-29T11:52:00Z">
+      <w:del w:id="7" w:author="Проект новой редакции" w:date="2026-10-29T12:18:00Z">
         <w:r>
           <w:rPr>
             <w:rFonts w:ascii="Arial" w:hAnsi="Arial" w:cs="Arial"/>
@@ -1130,7 +1130,7 @@
         </w:rPr>
         <w:t xml:space="preserve">Штатные и </w:t>
       </w:r>
-      <w:ins w:id="8" w:author="Проект новой редакции" w:date="2026-10-29T11:52:00Z">
+      <w:ins w:id="8" w:author="Проект новой редакции" w:date="2026-10-29T12:18:00Z">
         <w:r>
           <w:rPr>
             <w:rFonts w:ascii="Arial" w:hAnsi="Arial" w:cs="Arial"/>
@@ -1141,7 +1141,7 @@
           <w:t>внештатные</w:t>
         </w:r>
       </w:ins>
-      <w:del w:id="9" w:author="Проект новой редакции" w:date="2026-10-29T11:52:00Z">
+      <w:del w:id="9" w:author="Проект новой редакции" w:date="2026-10-29T12:18:00Z">
         <w:r>
           <w:rPr>
             <w:rFonts w:ascii="Arial" w:hAnsi="Arial" w:cs="Arial"/>
@@ -1170,7 +1170,7 @@
         </w:rPr>
         <w:t xml:space="preserve">ом, </w:t>
       </w:r>
-      <w:ins w:id="10" w:author="Проект новой редакции" w:date="2026-10-29T11:52:00Z">
+      <w:ins w:id="10" w:author="Проект новой редакции" w:date="2026-10-29T12:18:00Z">
         <w:r>
           <w:rPr>
             <w:rFonts w:ascii="Arial" w:hAnsi="Arial" w:cs="Arial"/>
@@ -1181,7 +1181,7 @@
           <w:t>Председателем</w:t>
         </w:r>
       </w:ins>
-      <w:del w:id="11" w:author="Проект новой редакции" w:date="2026-10-29T11:52:00Z">
+      <w:del w:id="11" w:author="Проект новой редакции" w:date="2026-10-29T12:18:00Z">
         <w:r>
           <w:rPr>
             <w:rFonts w:ascii="Arial" w:hAnsi="Arial" w:cs="Arial"/>
@@ -1533,7 +1533,7 @@
         </w:rPr>
         <w:t xml:space="preserve">Штатным сотрудникам предоставляется ежегодный трудовой отпуск продолжительностью не более </w:t>
       </w:r>
-      <w:ins w:id="12" w:author="Проект новой редакции" w:date="2026-10-29T11:52:00Z">
+      <w:ins w:id="12" w:author="Проект новой редакции" w:date="2026-10-29T12:18:00Z">
         <w:r>
           <w:rPr>
             <w:rFonts w:ascii="Arial" w:hAnsi="Arial" w:cs="Arial"/>
@@ -1544,7 +1544,7 @@
           <w:t>20</w:t>
         </w:r>
       </w:ins>
-      <w:del w:id="13" w:author="Проект новой редакции" w:date="2026-10-29T11:52:00Z">
+      <w:del w:id="13" w:author="Проект новой редакции" w:date="2026-10-29T12:18:00Z">
         <w:r>
           <w:rPr>
             <w:rFonts w:ascii="Arial" w:hAnsi="Arial" w:cs="Arial"/>
@@ -1778,7 +1778,7 @@
         </w:rPr>
         <w:t xml:space="preserve">Отпуск </w:t>
       </w:r>
-      <w:ins w:id="14" w:author="Проект новой редакции" w:date="2026-10-29T11:52:00Z">
+      <w:ins w:id="14" w:author="Проект новой редакции" w:date="2026-10-29T12:18:00Z">
         <w:r>
           <w:rPr>
             <w:rFonts w:ascii="Arial" w:hAnsi="Arial" w:cs="Arial"/>
@@ -1789,7 +1789,7 @@
           <w:t>Верховному попечителю предоставляется</w:t>
         </w:r>
       </w:ins>
-      <w:del w:id="15" w:author="Проект новой редакции" w:date="2026-10-29T11:52:00Z">
+      <w:del w:id="15" w:author="Проект новой редакции" w:date="2026-10-29T12:18:00Z">
         <w:r>
           <w:rPr>
             <w:rFonts w:ascii="Arial" w:hAnsi="Arial" w:cs="Arial"/>
@@ -1809,7 +1809,7 @@
         </w:rPr>
         <w:t xml:space="preserve"> по согласованию с </w:t>
       </w:r>
-      <w:ins w:id="16" w:author="Проект новой редакции" w:date="2026-10-29T11:52:00Z">
+      <w:ins w:id="16" w:author="Проект новой редакции" w:date="2026-10-29T12:18:00Z">
         <w:r>
           <w:rPr>
             <w:rFonts w:ascii="Arial" w:hAnsi="Arial" w:cs="Arial"/>
@@ -1838,7 +1838,7 @@
           <w:t xml:space="preserve"> по согласованию с Верховным попечителем</w:t>
         </w:r>
       </w:ins>
-      <w:del w:id="17" w:author="Проект новой редакции" w:date="2026-10-29T11:52:00Z">
+      <w:del w:id="17" w:author="Проект новой редакции" w:date="2026-10-29T12:18:00Z">
         <w:r>
           <w:rPr>
             <w:rFonts w:ascii="Arial" w:hAnsi="Arial" w:cs="Arial"/>
@@ -2115,7 +2115,7 @@
           <w:lang w:val="ru-RU"/>
         </w:rPr>
       </w:pPr>
-      <w:ins w:id="18" w:author="Проект новой редакции" w:date="2026-10-29T11:52:00Z">
+      <w:ins w:id="18" w:author="Проект новой редакции" w:date="2026-10-29T12:18:00Z">
         <w:r>
           <w:rPr>
             <w:rFonts w:ascii="Arial" w:hAnsi="Arial" w:cs="Arial"/>
@@ -2126,7 +2126,7 @@
           <w:t>Верховный попечитель направляется</w:t>
         </w:r>
       </w:ins>
-      <w:del w:id="19" w:author="Проект новой редакции" w:date="2026-10-29T11:52:00Z">
+      <w:del w:id="19" w:author="Проект новой редакции" w:date="2026-10-29T12:18:00Z">
         <w:r>
           <w:rPr>
             <w:rFonts w:ascii="Arial" w:hAnsi="Arial" w:cs="Arial"/>
@@ -2146,7 +2146,7 @@
         </w:rPr>
         <w:t xml:space="preserve"> в командировки по согласованию с </w:t>
       </w:r>
-      <w:ins w:id="20" w:author="Проект новой редакции" w:date="2026-10-29T11:52:00Z">
+      <w:ins w:id="20" w:author="Проект новой редакции" w:date="2026-10-29T12:18:00Z">
         <w:r>
           <w:rPr>
             <w:rFonts w:ascii="Arial" w:hAnsi="Arial" w:cs="Arial"/>
@@ -2175,7 +2175,7 @@
           <w:t xml:space="preserve"> по согласованию с Верховным попечителем</w:t>
         </w:r>
       </w:ins>
-      <w:del w:id="21" w:author="Проект новой редакции" w:date="2026-10-29T11:52:00Z">
+      <w:del w:id="21" w:author="Проект новой редакции" w:date="2026-10-29T12:18:00Z">
         <w:r>
           <w:rPr>
             <w:rFonts w:ascii="Arial" w:hAnsi="Arial" w:cs="Arial"/>
@@ -2217,7 +2217,7 @@
         </w:rPr>
         <w:t xml:space="preserve">Главный исполнительный директор направляется в командировки </w:t>
       </w:r>
-      <w:ins w:id="22" w:author="Проект новой редакции" w:date="2026-10-29T11:52:00Z">
+      <w:ins w:id="22" w:author="Проект новой редакции" w:date="2026-10-29T12:18:00Z">
         <w:r>
           <w:rPr>
             <w:rFonts w:ascii="Arial" w:hAnsi="Arial" w:cs="Arial"/>
@@ -2228,7 +2228,7 @@
           <w:t>на основании собственного приказа. О зарубежных командировках Главный исполнительный директор уведомляет Верховного попечителя</w:t>
         </w:r>
       </w:ins>
-      <w:del w:id="23" w:author="Проект новой редакции" w:date="2026-10-29T11:52:00Z">
+      <w:del w:id="23" w:author="Проект новой редакции" w:date="2026-10-29T12:18:00Z">
         <w:r>
           <w:rPr>
             <w:rFonts w:ascii="Arial" w:hAnsi="Arial" w:cs="Arial"/>
@@ -2428,7 +2428,7 @@
         <w:ind w:firstLine="851"/>
         <w:jc w:val="center"/>
         <w:rPr>
-          <w:ins w:id="24" w:author="Проект новой редакции" w:date="2026-10-29T11:52:00Z"/>
+          <w:ins w:id="24" w:author="Проект новой редакции" w:date="2026-10-29T12:18:00Z"/>
           <w:rFonts w:ascii="Arial" w:hAnsi="Arial" w:cs="Arial"/>
           <w:b/>
           <w:sz w:val="28"/>
@@ -2436,7 +2436,7 @@
           <w:lang w:val="ru-RU"/>
         </w:rPr>
       </w:pPr>
-      <w:ins w:id="25" w:author="Проект новой редакции" w:date="2026-10-29T11:52:00Z">
+      <w:ins w:id="25" w:author="Проект новой редакции" w:date="2026-10-29T12:18:00Z">
         <w:r>
           <w:rPr>
             <w:rFonts w:ascii="Arial" w:hAnsi="Arial" w:cs="Arial"/>
@@ -2455,14 +2455,14 @@
         <w:ind w:firstLine="851"/>
         <w:jc w:val="both"/>
         <w:rPr>
-          <w:ins w:id="26" w:author="Проект новой редакции" w:date="2026-10-29T11:52:00Z"/>
-          <w:rFonts w:ascii="Arial" w:hAnsi="Arial" w:cs="Arial"/>
-          <w:sz w:val="28"/>
-          <w:szCs w:val="28"/>
-          <w:lang w:val="ru-RU"/>
-        </w:rPr>
-      </w:pPr>
-      <w:ins w:id="27" w:author="Проект новой редакции" w:date="2026-10-29T11:52:00Z">
+          <w:ins w:id="26" w:author="Проект новой редакции" w:date="2026-10-29T12:18:00Z"/>
+          <w:rFonts w:ascii="Arial" w:hAnsi="Arial" w:cs="Arial"/>
+          <w:sz w:val="28"/>
+          <w:szCs w:val="28"/>
+          <w:lang w:val="ru-RU"/>
+        </w:rPr>
+      </w:pPr>
+      <w:ins w:id="27" w:author="Проект новой редакции" w:date="2026-10-29T12:18:00Z">
         <w:r>
           <w:rPr>
             <w:rFonts w:ascii="Arial" w:hAnsi="Arial" w:cs="Arial"/>
@@ -2525,14 +2525,14 @@
         <w:ind w:firstLine="851"/>
         <w:jc w:val="both"/>
         <w:rPr>
-          <w:ins w:id="28" w:author="Проект новой редакции" w:date="2026-10-29T11:52:00Z"/>
-          <w:rFonts w:ascii="Arial" w:hAnsi="Arial" w:cs="Arial"/>
-          <w:sz w:val="28"/>
-          <w:szCs w:val="28"/>
-          <w:lang w:val="ru-RU"/>
-        </w:rPr>
-      </w:pPr>
-      <w:ins w:id="29" w:author="Проект новой редакции" w:date="2026-10-29T11:52:00Z">
+          <w:ins w:id="28" w:author="Проект новой редакции" w:date="2026-10-29T12:18:00Z"/>
+          <w:rFonts w:ascii="Arial" w:hAnsi="Arial" w:cs="Arial"/>
+          <w:sz w:val="28"/>
+          <w:szCs w:val="28"/>
+          <w:lang w:val="ru-RU"/>
+        </w:rPr>
+      </w:pPr>
+      <w:ins w:id="29" w:author="Проект новой редакции" w:date="2026-10-29T12:18:00Z">
         <w:r>
           <w:rPr>
             <w:rFonts w:ascii="Arial" w:hAnsi="Arial" w:cs="Arial"/>
@@ -2604,14 +2604,14 @@
         <w:ind w:firstLine="851"/>
         <w:jc w:val="both"/>
         <w:rPr>
-          <w:ins w:id="30" w:author="Проект новой редакции" w:date="2026-10-29T11:52:00Z"/>
-          <w:rFonts w:ascii="Arial" w:hAnsi="Arial" w:cs="Arial"/>
-          <w:sz w:val="28"/>
-          <w:szCs w:val="28"/>
-          <w:lang w:val="ru-RU"/>
-        </w:rPr>
-      </w:pPr>
-      <w:ins w:id="31" w:author="Проект новой редакции" w:date="2026-10-29T11:52:00Z">
+          <w:ins w:id="30" w:author="Проект новой редакции" w:date="2026-10-29T12:18:00Z"/>
+          <w:rFonts w:ascii="Arial" w:hAnsi="Arial" w:cs="Arial"/>
+          <w:sz w:val="28"/>
+          <w:szCs w:val="28"/>
+          <w:lang w:val="ru-RU"/>
+        </w:rPr>
+      </w:pPr>
+      <w:ins w:id="31" w:author="Проект новой редакции" w:date="2026-10-29T12:18:00Z">
         <w:r>
           <w:rPr>
             <w:rFonts w:ascii="Arial" w:hAnsi="Arial" w:cs="Arial"/>
@@ -2629,14 +2629,14 @@
         <w:ind w:firstLine="851"/>
         <w:jc w:val="both"/>
         <w:rPr>
-          <w:ins w:id="32" w:author="Проект новой редакции" w:date="2026-10-29T11:52:00Z"/>
-          <w:rFonts w:ascii="Arial" w:hAnsi="Arial" w:cs="Arial"/>
-          <w:sz w:val="28"/>
-          <w:szCs w:val="28"/>
-          <w:lang w:val="ru-RU"/>
-        </w:rPr>
-      </w:pPr>
-      <w:ins w:id="33" w:author="Проект новой редакции" w:date="2026-10-29T11:52:00Z">
+          <w:ins w:id="32" w:author="Проект новой редакции" w:date="2026-10-29T12:18:00Z"/>
+          <w:rFonts w:ascii="Arial" w:hAnsi="Arial" w:cs="Arial"/>
+          <w:sz w:val="28"/>
+          <w:szCs w:val="28"/>
+          <w:lang w:val="ru-RU"/>
+        </w:rPr>
+      </w:pPr>
+      <w:ins w:id="33" w:author="Проект новой редакции" w:date="2026-10-29T12:18:00Z">
         <w:r>
           <w:rPr>
             <w:rFonts w:ascii="Arial" w:hAnsi="Arial" w:cs="Arial"/>
@@ -2644,7 +2644,16 @@
             <w:szCs w:val="28"/>
             <w:lang w:val="ru-RU"/>
           </w:rPr>
-          <w:t>4. Работнику, в том числе члену Управляющего совета, исполняющему обязанности временно отсутствующего работника (члена Управляющего совета) без освобождения от своей основной работы, производится доплата в размере 30 процентов должностного оклада по основной работе. Доплата устанавливается приказом Главного исполнительного директора с указанием срока замещения и выплачивается за фактическое время замещения.</w:t>
+          <w:t xml:space="preserve">4. Работнику, в том числе члену Управляющего совета, исполняющему обязанности временно отсутствующего работника (члена Управляющего совета) без освобождения от своей основной работы, производится доплата в размере 30 процентов должностного оклада по основной работе. Доплата устанавливается приказом Главного исполнительного директора с указанием срока замещения и </w:t>
+        </w:r>
+        <w:r>
+          <w:rPr>
+            <w:rFonts w:ascii="Arial" w:hAnsi="Arial" w:cs="Arial"/>
+            <w:sz w:val="28"/>
+            <w:szCs w:val="28"/>
+            <w:lang w:val="ru-RU"/>
+          </w:rPr>
+          <w:t>выплачивается за фактическое время замещения. Доплата не производится Главному исполнительному директору при исполнении им обязанностей Руководителя Проектного офиса для Центральной Азии по изменению климата и зеленой энергетике (Положение о Проектном офисе).</w:t>
         </w:r>
       </w:ins>
     </w:p>
@@ -3522,7 +3531,7 @@
         </w:rPr>
         <w:t>Управляющим Советом ЦАКФ соответствующего протокола</w:t>
       </w:r>
-      <w:ins w:id="34" w:author="Проект новой редакции" w:date="2026-10-29T11:52:00Z">
+      <w:ins w:id="34" w:author="Проект новой редакции" w:date="2026-10-29T12:18:00Z">
         <w:r>
           <w:rPr>
             <w:rFonts w:ascii="Arial" w:hAnsi="Arial" w:cs="Arial"/>
@@ -3533,7 +3542,7 @@
           <w:t xml:space="preserve"> и истечения срока для возражений Верховного попечителя (пункт 3.11 Положения ЦАКФ).</w:t>
         </w:r>
       </w:ins>
-      <w:del w:id="35" w:author="Проект новой редакции" w:date="2026-10-29T11:52:00Z">
+      <w:del w:id="35" w:author="Проект новой редакции" w:date="2026-10-29T12:18:00Z">
         <w:r>
           <w:rPr>
             <w:rFonts w:ascii="Arial" w:hAnsi="Arial" w:cs="Arial"/>
@@ -15138,40 +15147,10 @@
     <w:hidden/>
     <w:uiPriority w:val="99"/>
     <w:semiHidden/>
-    <w:rsid w:val="005F147B"/>
+    <w:rsid w:val="00246C44"/>
     <w:pPr>
       <w:spacing w:after="0" w:line="240" w:lineRule="auto"/>
     </w:pPr>
-  </w:style>
-  <w:style w:type="paragraph" w:styleId="aff9">
-    <w:name w:val="Balloon Text"/>
-    <w:basedOn w:val="a1"/>
-    <w:link w:val="affa"/>
-    <w:uiPriority w:val="99"/>
-    <w:semiHidden/>
-    <w:unhideWhenUsed/>
-    <w:rsid w:val="005F147B"/>
-    <w:pPr>
-      <w:spacing w:after="0" w:line="240" w:lineRule="auto"/>
-    </w:pPr>
-    <w:rPr>
-      <w:rFonts w:ascii="Segoe UI" w:hAnsi="Segoe UI" w:cs="Segoe UI"/>
-      <w:sz w:val="18"/>
-      <w:szCs w:val="18"/>
-    </w:rPr>
-  </w:style>
-  <w:style w:type="character" w:customStyle="1" w:styleId="affa">
-    <w:name w:val="Текст выноски Знак"/>
-    <w:basedOn w:val="a2"/>
-    <w:link w:val="aff9"/>
-    <w:uiPriority w:val="99"/>
-    <w:semiHidden/>
-    <w:rsid w:val="005F147B"/>
-    <w:rPr>
-      <w:rFonts w:ascii="Segoe UI" w:hAnsi="Segoe UI" w:cs="Segoe UI"/>
-      <w:sz w:val="18"/>
-      <w:szCs w:val="18"/>
-    </w:rPr>
   </w:style>
 </w:styles>
 </file>
@@ -15501,7 +15480,7 @@
 </file>
 
 <file path=customXml/itemProps1.xml><?xml version="1.0" encoding="utf-8"?>
-<ds:datastoreItem xmlns:ds="http://schemas.openxmlformats.org/officeDocument/2006/customXml" ds:itemID="{CE802375-087A-4EC1-80CE-1046803EC99C}">
+<ds:datastoreItem xmlns:ds="http://schemas.openxmlformats.org/officeDocument/2006/customXml" ds:itemID="{082DDEBF-F0D8-4667-BFD3-7D98E9270A5E}">
   <ds:schemaRefs>
     <ds:schemaRef ds:uri="http://schemas.openxmlformats.org/officeDocument/2006/bibliography"/>
   </ds:schemaRefs>
